--- a/eng/docx/65.content.docx
+++ b/eng/docx/65.content.docx
@@ -7,6 +7,15 @@
       <w:r/>
     </w:p>
     <w:p>
+      <w:pPr>
+        <w:pStyle w:val="Heading2"/>
+      </w:pPr>
+      <w:r>
+        <w:t>Resource: Study Notes (Tyndale)</w:t>
+      </w:r>
+      <w:r/>
+    </w:p>
+    <w:p>
       <w:r/>
       <w:r>
         <w:rPr>
@@ -46,7 +55,7 @@
         <w:pStyle w:val="Heading1"/>
       </w:pPr>
       <w:r>
-        <w:t>Aquifer Open Study Notes</w:t>
+        <w:t>Study Notes (Tyndale)</w:t>
       </w:r>
     </w:p>
     <w:p>
@@ -55,6 +64,51 @@
           <w:headerReference w:type="even" r:id="rId8"/>
           <w:headerReference w:type="default" r:id="rId9"/>
           <w:footerReference w:type="default" r:id="rId10"/>
+          <w:footnotePr>
+            <w:numRestart w:val="eachSect"/>
+          </w:footnotePr>
+          <w:type w:val="continuous"/>
+          <w:pgSz w:w="12240" w:h="15840" w:code="1"/>
+          <w:pgMar w:top="1440" w:right="1440" w:bottom="1440" w:left="1440" w:header="504" w:footer="504" w:gutter="0"/>
+          <w:cols w:space="708"/>
+          <w:titlePg/>
+          <w:docGrid w:linePitch="360"/>
+        </w:sectPr>
+      </w:pPr>
+    </w:p>
+    <w:p>
+      <w:r/>
+    </w:p>
+    <w:p>
+      <w:pPr>
+        <w:pStyle w:val="Heading2"/>
+      </w:pPr>
+      <w:r>
+        <w:t>JUD</w:t>
+      </w:r>
+      <w:r/>
+    </w:p>
+    <w:p>
+      <w:r/>
+      <w:r>
+        <w:rPr>
+          <w:i/>
+        </w:rPr>
+        <w:t>Jude 1:1, Jude 1:1–2, Jude 1:3, Jude 1:3–4, Jude 1:4, Jude 1:5, Jude 1:5–16, Jude 1:6, Jude 1:7, Jude 1:8, Jude 1:9, Jude 1:11, Jude 1:12, Jude 1:13, Jude 1:14–15, Jude 1:17, Jude 1:17–23, Jude 1:18, Jude 1:20, Jude 1:22, Jude 1:22–23, Jude 1:23, Jude 1:24–25</w:t>
+      </w:r>
+      <w:r/>
+    </w:p>
+    <w:p>
+      <w:r/>
+      <w:r>
+        <w:t xml:space="preserve"> </w:t>
+      </w:r>
+      <w:r/>
+      <w:r/>
+    </w:p>
+    <w:p>
+      <w:pPr>
+        <w:sectPr>
           <w:footnotePr>
             <w:numRestart w:val="eachSect"/>
           </w:footnotePr>

--- a/eng/docx/65.content.docx
+++ b/eng/docx/65.content.docx
@@ -4,57 +4,114 @@
   <w:body>
     <w:p/>
     <w:p>
-      <w:r/>
+      <w:pPr/>
+      <w:r>
+        <w:rPr>
+          <w:lang w:val="en_US" w:bidi="en_US"/>
+        </w:rPr>
+      </w:r>
     </w:p>
     <w:p>
       <w:pPr>
         <w:pStyle w:val="Heading2"/>
       </w:pPr>
       <w:r>
+        <w:rPr>
+          <w:lang w:val="en_US" w:bidi="en_US"/>
+        </w:rPr>
         <w:t>Resource: Study Notes (Tyndale)</w:t>
       </w:r>
-      <w:r/>
-    </w:p>
-    <w:p>
-      <w:r/>
+      <w:r>
+        <w:rPr>
+          <w:lang w:val="en_US" w:bidi="en_US"/>
+        </w:rPr>
+      </w:r>
+    </w:p>
+    <w:p>
+      <w:pPr/>
+      <w:r>
+        <w:rPr>
+          <w:lang w:val="en_US" w:bidi="en_US"/>
+        </w:rPr>
+      </w:r>
       <w:r>
         <w:rPr>
           <w:b/>
+          <w:lang w:val="en_US" w:bidi="en_US"/>
         </w:rPr>
         <w:t>Aquifer Open Study Notes</w:t>
       </w:r>
     </w:p>
     <w:p>
-      <w:r/>
-      <w:r>
+      <w:pPr/>
+      <w:r>
+        <w:rPr>
+          <w:lang w:val="en_US" w:bidi="en_US"/>
+        </w:rPr>
+      </w:r>
+      <w:r>
+        <w:rPr>
+          <w:lang w:val="en_US" w:bidi="en_US"/>
+        </w:rPr>
         <w:t xml:space="preserve">This work is an adaptation of </w:t>
       </w:r>
       <w:r>
+        <w:rPr>
+          <w:lang w:val="en_US" w:bidi="en_US"/>
+        </w:rPr>
         <w:t>Tyndale Open Study Notes</w:t>
       </w:r>
       <w:r>
+        <w:rPr>
+          <w:lang w:val="en_US" w:bidi="en_US"/>
+        </w:rPr>
         <w:t xml:space="preserve"> © 2023 Tyndale House Publishers, licensed under the CC BY-SA 4.0 license. The adaptation, </w:t>
       </w:r>
       <w:r>
+        <w:rPr>
+          <w:lang w:val="en_US" w:bidi="en_US"/>
+        </w:rPr>
         <w:t>Aquifer Open Study Notes</w:t>
       </w:r>
       <w:r>
+        <w:rPr>
+          <w:lang w:val="en_US" w:bidi="en_US"/>
+        </w:rPr>
         <w:t>, was created by Mission Mutual and is also licensed under CC BY-SA 4.0.</w:t>
       </w:r>
     </w:p>
     <w:p>
-      <w:r/>
-      <w:r>
+      <w:pPr/>
+      <w:r>
+        <w:rPr>
+          <w:lang w:val="en_US" w:bidi="en_US"/>
+        </w:rPr>
+      </w:r>
+      <w:r>
+        <w:rPr>
+          <w:lang w:val="en_US" w:bidi="en_US"/>
+        </w:rPr>
         <w:t>This resource has been adapted into multiple languages, including English, Tok Pisin, Arabic (عربي), French (Français), Hindi (हिंदी), Indonesian (Bahasa Indonesia), Portuguese (Português), Russian (Русский), Spanish (Español), Swahili (Kiswahili), and Simplified Chinese (简体中文).</w:t>
       </w:r>
-      <w:r/>
-      <w:r/>
+      <w:r>
+        <w:rPr>
+          <w:lang w:val="en_US" w:bidi="en_US"/>
+        </w:rPr>
+      </w:r>
+      <w:r>
+        <w:rPr>
+          <w:lang w:val="en_US" w:bidi="en_US"/>
+        </w:rPr>
+      </w:r>
     </w:p>
     <w:p>
       <w:pPr>
         <w:pStyle w:val="Heading1"/>
       </w:pPr>
       <w:r>
+        <w:rPr>
+          <w:lang w:val="en_US" w:bidi="en_US"/>
+        </w:rPr>
         <w:t>Study Notes (Tyndale)</w:t>
       </w:r>
     </w:p>
@@ -77,34 +134,72 @@
       </w:pPr>
     </w:p>
     <w:p>
-      <w:r/>
+      <w:pPr/>
+      <w:r>
+        <w:rPr>
+          <w:lang w:val="en_US" w:bidi="en_US"/>
+        </w:rPr>
+      </w:r>
     </w:p>
     <w:p>
       <w:pPr>
         <w:pStyle w:val="Heading2"/>
       </w:pPr>
       <w:r>
+        <w:rPr>
+          <w:lang w:val="en_US" w:bidi="en_US"/>
+        </w:rPr>
         <w:t>JUD</w:t>
       </w:r>
-      <w:r/>
-    </w:p>
-    <w:p>
-      <w:r/>
+      <w:r>
+        <w:rPr>
+          <w:lang w:val="en_US" w:bidi="en_US"/>
+        </w:rPr>
+      </w:r>
+    </w:p>
+    <w:p>
+      <w:pPr/>
+      <w:r>
+        <w:rPr>
+          <w:lang w:val="en_US" w:bidi="en_US"/>
+        </w:rPr>
+      </w:r>
       <w:r>
         <w:rPr>
           <w:i/>
+          <w:lang w:val="en_US" w:bidi="en_US"/>
         </w:rPr>
         <w:t>Jude 1:1, Jude 1:1–2, Jude 1:3, Jude 1:3–4, Jude 1:4, Jude 1:5, Jude 1:5–16, Jude 1:6, Jude 1:7, Jude 1:8, Jude 1:9, Jude 1:11, Jude 1:12, Jude 1:13, Jude 1:14–15, Jude 1:17, Jude 1:17–23, Jude 1:18, Jude 1:20, Jude 1:22, Jude 1:22–23, Jude 1:23, Jude 1:24–25</w:t>
       </w:r>
-      <w:r/>
-    </w:p>
-    <w:p>
-      <w:r/>
-      <w:r>
+      <w:r>
+        <w:rPr>
+          <w:lang w:val="en_US" w:bidi="en_US"/>
+        </w:rPr>
+      </w:r>
+    </w:p>
+    <w:p>
+      <w:pPr/>
+      <w:r>
+        <w:rPr>
+          <w:lang w:val="en_US" w:bidi="en_US"/>
+        </w:rPr>
+      </w:r>
+      <w:r>
+        <w:rPr>
+          <w:lang w:val="en_US" w:bidi="en_US"/>
+        </w:rPr>
         <w:t xml:space="preserve"> </w:t>
       </w:r>
-      <w:r/>
-      <w:r/>
+      <w:r>
+        <w:rPr>
+          <w:lang w:val="en_US" w:bidi="en_US"/>
+        </w:rPr>
+      </w:r>
+      <w:r>
+        <w:rPr>
+          <w:lang w:val="en_US" w:bidi="en_US"/>
+        </w:rPr>
+      </w:r>
     </w:p>
     <w:p>
       <w:pPr>
@@ -122,16 +217,28 @@
       </w:pPr>
     </w:p>
     <w:p>
-      <w:r/>
+      <w:pPr/>
+      <w:r>
+        <w:rPr>
+          <w:lang w:val="en_US" w:bidi="en_US"/>
+        </w:rPr>
+      </w:r>
     </w:p>
     <w:p>
       <w:pPr>
         <w:pStyle w:val="Heading2"/>
       </w:pPr>
       <w:r>
+        <w:rPr>
+          <w:lang w:val="en_US" w:bidi="en_US"/>
+        </w:rPr>
         <w:t>Jude 1:1</w:t>
       </w:r>
-      <w:r/>
+      <w:r>
+        <w:rPr>
+          <w:lang w:val="en_US" w:bidi="en_US"/>
+        </w:rPr>
+      </w:r>
     </w:p>
     <w:p>
       <w:pPr>
@@ -139,23 +246,40 @@
         <w:spacing w:line="240" w:lineRule="auto"/>
         <w:ind w:left="720"/>
       </w:pPr>
-      <w:r/>
-      <w:r>
+      <w:r>
+        <w:rPr>
+          <w:lang w:val="en_US" w:bidi="en_US"/>
+        </w:rPr>
+      </w:r>
+      <w:r>
+        <w:rPr>
+          <w:lang w:val="en_US" w:bidi="en_US"/>
+        </w:rPr>
         <w:t xml:space="preserve">Jude (or </w:t>
       </w:r>
       <w:r>
         <w:rPr>
           <w:i/>
+          <w:lang w:val="en_US" w:bidi="en_US"/>
         </w:rPr>
         <w:t>Judas</w:t>
       </w:r>
       <w:r>
+        <w:rPr>
+          <w:lang w:val="en_US" w:bidi="en_US"/>
+        </w:rPr>
         <w:t xml:space="preserve">) is the Greek version of the Hebrew name “Judah.” It was a common name. This Jude was a brother of James, who was also a brother of Jesus (see </w:t>
       </w:r>
       <w:r>
+        <w:rPr>
+          <w:lang w:val="en_US" w:bidi="en_US"/>
+        </w:rPr>
         <w:t>Jude Book Introduction</w:t>
       </w:r>
       <w:r>
+        <w:rPr>
+          <w:lang w:val="en_US" w:bidi="en_US"/>
+        </w:rPr>
         <w:t xml:space="preserve">, “Author”). </w:t>
       </w:r>
     </w:p>
@@ -165,36 +289,55 @@
         <w:spacing w:line="240" w:lineRule="auto"/>
         <w:ind w:left="720"/>
       </w:pPr>
-      <w:r/>
+      <w:r>
+        <w:rPr>
+          <w:lang w:val="en_US" w:bidi="en_US"/>
+        </w:rPr>
+      </w:r>
       <w:r>
         <w:rPr>
           <w:i/>
+          <w:lang w:val="en_US" w:bidi="en_US"/>
         </w:rPr>
         <w:t>a servant of Jesus Christ</w:t>
       </w:r>
       <w:r>
+        <w:rPr>
+          <w:lang w:val="en_US" w:bidi="en_US"/>
+        </w:rPr>
         <w:t xml:space="preserve">: Jude states he follows Jesus in all parts of life. This title also shows honor. Important leaders in the Old Testament were called </w:t>
       </w:r>
       <w:r>
         <w:rPr>
           <w:i/>
+          <w:lang w:val="en_US" w:bidi="en_US"/>
         </w:rPr>
         <w:t>slaves</w:t>
       </w:r>
       <w:r>
+        <w:rPr>
+          <w:lang w:val="en_US" w:bidi="en_US"/>
+        </w:rPr>
         <w:t xml:space="preserve"> or </w:t>
       </w:r>
       <w:r>
         <w:rPr>
           <w:i/>
+          <w:lang w:val="en_US" w:bidi="en_US"/>
         </w:rPr>
         <w:t>servants</w:t>
       </w:r>
       <w:r>
+        <w:rPr>
+          <w:lang w:val="en_US" w:bidi="en_US"/>
+        </w:rPr>
         <w:t xml:space="preserve"> of God (see </w:t>
       </w:r>
       <w:hyperlink r:id="rId13">
         <w:r>
+          <w:rPr>
+            <w:lang w:val="en_US" w:bidi="en_US"/>
+          </w:rPr>
           <w:rPr>
             <w:color w:val="0000EE"/>
             <w:u w:val="single"/>
@@ -203,10 +346,16 @@
         </w:r>
       </w:hyperlink>
       <w:r>
+        <w:rPr>
+          <w:lang w:val="en_US" w:bidi="en_US"/>
+        </w:rPr>
         <w:t xml:space="preserve">; </w:t>
       </w:r>
       <w:hyperlink r:id="rId14">
         <w:r>
+          <w:rPr>
+            <w:lang w:val="en_US" w:bidi="en_US"/>
+          </w:rPr>
           <w:rPr>
             <w:color w:val="0000EE"/>
             <w:u w:val="single"/>
@@ -215,10 +364,16 @@
         </w:r>
       </w:hyperlink>
       <w:r>
+        <w:rPr>
+          <w:lang w:val="en_US" w:bidi="en_US"/>
+        </w:rPr>
         <w:t xml:space="preserve">; </w:t>
       </w:r>
       <w:hyperlink r:id="rId15">
         <w:r>
+          <w:rPr>
+            <w:lang w:val="en_US" w:bidi="en_US"/>
+          </w:rPr>
           <w:rPr>
             <w:color w:val="0000EE"/>
             <w:u w:val="single"/>
@@ -227,6 +382,9 @@
         </w:r>
       </w:hyperlink>
       <w:r>
+        <w:rPr>
+          <w:lang w:val="en_US" w:bidi="en_US"/>
+        </w:rPr>
         <w:t xml:space="preserve">). </w:t>
       </w:r>
     </w:p>
@@ -236,30 +394,58 @@
         <w:spacing w:line="240" w:lineRule="auto"/>
         <w:ind w:left="720"/>
       </w:pPr>
-      <w:r/>
+      <w:r>
+        <w:rPr>
+          <w:lang w:val="en_US" w:bidi="en_US"/>
+        </w:rPr>
+      </w:r>
       <w:r>
         <w:rPr>
           <w:i/>
+          <w:lang w:val="en_US" w:bidi="en_US"/>
         </w:rPr>
         <w:t>To those who are called</w:t>
       </w:r>
       <w:r>
+        <w:rPr>
+          <w:lang w:val="en_US" w:bidi="en_US"/>
+        </w:rPr>
         <w:t>: We do not know exactly who Jude wrote this letter to.</w:t>
       </w:r>
-      <w:r/>
-      <w:r/>
-    </w:p>
-    <w:p>
-      <w:r/>
+      <w:r>
+        <w:rPr>
+          <w:lang w:val="en_US" w:bidi="en_US"/>
+        </w:rPr>
+      </w:r>
+      <w:r>
+        <w:rPr>
+          <w:lang w:val="en_US" w:bidi="en_US"/>
+        </w:rPr>
+      </w:r>
+    </w:p>
+    <w:p>
+      <w:pPr/>
+      <w:r>
+        <w:rPr>
+          <w:lang w:val="en_US" w:bidi="en_US"/>
+        </w:rPr>
+      </w:r>
     </w:p>
     <w:p>
       <w:pPr>
         <w:pStyle w:val="Heading2"/>
       </w:pPr>
       <w:r>
+        <w:rPr>
+          <w:lang w:val="en_US" w:bidi="en_US"/>
+        </w:rPr>
         <w:t>Jude 1:1–2</w:t>
       </w:r>
-      <w:r/>
+      <w:r>
+        <w:rPr>
+          <w:lang w:val="en_US" w:bidi="en_US"/>
+        </w:rPr>
+      </w:r>
     </w:p>
     <w:p>
       <w:pPr>
@@ -267,8 +453,15 @@
         <w:spacing w:line="240" w:lineRule="auto"/>
         <w:ind w:left="720"/>
       </w:pPr>
-      <w:r/>
-      <w:r>
+      <w:r>
+        <w:rPr>
+          <w:lang w:val="en_US" w:bidi="en_US"/>
+        </w:rPr>
+      </w:r>
+      <w:r>
+        <w:rPr>
+          <w:lang w:val="en_US" w:bidi="en_US"/>
+        </w:rPr>
         <w:t>Following the typical structure of the beginning of a letter, Jude identifies himself, addresses his audience, and prays for them.</w:t>
       </w:r>
     </w:p>
@@ -278,18 +471,29 @@
         <w:spacing w:line="240" w:lineRule="auto"/>
         <w:ind w:left="720"/>
       </w:pPr>
-      <w:r/>
+      <w:r>
+        <w:rPr>
+          <w:lang w:val="en_US" w:bidi="en_US"/>
+        </w:rPr>
+      </w:r>
       <w:r>
         <w:rPr>
           <w:i/>
+          <w:lang w:val="en_US" w:bidi="en_US"/>
         </w:rPr>
         <w:t>kept in Jesus Christ</w:t>
       </w:r>
       <w:r>
+        <w:rPr>
+          <w:lang w:val="en_US" w:bidi="en_US"/>
+        </w:rPr>
         <w:t xml:space="preserve">: This phrase emphasizes an important point (see also </w:t>
       </w:r>
       <w:hyperlink r:id="rId16">
         <w:r>
+          <w:rPr>
+            <w:lang w:val="en_US" w:bidi="en_US"/>
+          </w:rPr>
           <w:rPr>
             <w:color w:val="0000EE"/>
             <w:u w:val="single"/>
@@ -298,10 +502,16 @@
         </w:r>
       </w:hyperlink>
       <w:r>
+        <w:rPr>
+          <w:lang w:val="en_US" w:bidi="en_US"/>
+        </w:rPr>
         <w:t xml:space="preserve">, </w:t>
       </w:r>
       <w:hyperlink r:id="rId17">
         <w:r>
+          <w:rPr>
+            <w:lang w:val="en_US" w:bidi="en_US"/>
+          </w:rPr>
           <w:rPr>
             <w:color w:val="0000EE"/>
             <w:u w:val="single"/>
@@ -310,50 +520,112 @@
         </w:r>
       </w:hyperlink>
       <w:r>
+        <w:rPr>
+          <w:lang w:val="en_US" w:bidi="en_US"/>
+        </w:rPr>
         <w:t>). It gives believers confidence when they face people who teach wrong things about God.</w:t>
       </w:r>
-      <w:r/>
-      <w:r/>
-    </w:p>
-    <w:p>
-      <w:r/>
+      <w:r>
+        <w:rPr>
+          <w:lang w:val="en_US" w:bidi="en_US"/>
+        </w:rPr>
+      </w:r>
+      <w:r>
+        <w:rPr>
+          <w:lang w:val="en_US" w:bidi="en_US"/>
+        </w:rPr>
+      </w:r>
+    </w:p>
+    <w:p>
+      <w:pPr/>
+      <w:r>
+        <w:rPr>
+          <w:lang w:val="en_US" w:bidi="en_US"/>
+        </w:rPr>
+      </w:r>
     </w:p>
     <w:p>
       <w:pPr>
         <w:pStyle w:val="Heading2"/>
       </w:pPr>
       <w:r>
+        <w:rPr>
+          <w:lang w:val="en_US" w:bidi="en_US"/>
+        </w:rPr>
         <w:t>Jude 1:3</w:t>
       </w:r>
-      <w:r/>
-    </w:p>
-    <w:p>
-      <w:r/>
-      <w:r>
+      <w:r>
+        <w:rPr>
+          <w:lang w:val="en_US" w:bidi="en_US"/>
+        </w:rPr>
+      </w:r>
+    </w:p>
+    <w:p>
+      <w:pPr/>
+      <w:r>
+        <w:rPr>
+          <w:lang w:val="en_US" w:bidi="en_US"/>
+        </w:rPr>
+      </w:r>
+      <w:r>
+        <w:rPr>
+          <w:lang w:val="en_US" w:bidi="en_US"/>
+        </w:rPr>
         <w:t>In the New Testament, "faith" usually means the act of believing, while "the faith" refers to Christian beliefs.</w:t>
       </w:r>
-      <w:r/>
-      <w:r/>
-    </w:p>
-    <w:p>
-      <w:r/>
+      <w:r>
+        <w:rPr>
+          <w:lang w:val="en_US" w:bidi="en_US"/>
+        </w:rPr>
+      </w:r>
+      <w:r>
+        <w:rPr>
+          <w:lang w:val="en_US" w:bidi="en_US"/>
+        </w:rPr>
+      </w:r>
+    </w:p>
+    <w:p>
+      <w:pPr/>
+      <w:r>
+        <w:rPr>
+          <w:lang w:val="en_US" w:bidi="en_US"/>
+        </w:rPr>
+      </w:r>
     </w:p>
     <w:p>
       <w:pPr>
         <w:pStyle w:val="Heading2"/>
       </w:pPr>
       <w:r>
+        <w:rPr>
+          <w:lang w:val="en_US" w:bidi="en_US"/>
+        </w:rPr>
         <w:t>Jude 1:3–4</w:t>
       </w:r>
-      <w:r/>
-    </w:p>
-    <w:p>
-      <w:r/>
-      <w:r>
+      <w:r>
+        <w:rPr>
+          <w:lang w:val="en_US" w:bidi="en_US"/>
+        </w:rPr>
+      </w:r>
+    </w:p>
+    <w:p>
+      <w:pPr/>
+      <w:r>
+        <w:rPr>
+          <w:lang w:val="en_US" w:bidi="en_US"/>
+        </w:rPr>
+      </w:r>
+      <w:r>
+        <w:rPr>
+          <w:lang w:val="en_US" w:bidi="en_US"/>
+        </w:rPr>
         <w:t xml:space="preserve">Instead of the usual thanksgiving that usually occurs at this point in New Testament letters, Jude explains his main purpose (see </w:t>
       </w:r>
       <w:hyperlink r:id="rId18">
         <w:r>
+          <w:rPr>
+            <w:lang w:val="en_US" w:bidi="en_US"/>
+          </w:rPr>
           <w:rPr>
             <w:color w:val="0000EE"/>
             <w:u w:val="single"/>
@@ -362,10 +634,16 @@
         </w:r>
       </w:hyperlink>
       <w:r>
+        <w:rPr>
+          <w:lang w:val="en_US" w:bidi="en_US"/>
+        </w:rPr>
         <w:t xml:space="preserve">; </w:t>
       </w:r>
       <w:hyperlink r:id="rId19">
         <w:r>
+          <w:rPr>
+            <w:lang w:val="en_US" w:bidi="en_US"/>
+          </w:rPr>
           <w:rPr>
             <w:color w:val="0000EE"/>
             <w:u w:val="single"/>
@@ -374,10 +652,16 @@
         </w:r>
       </w:hyperlink>
       <w:r>
+        <w:rPr>
+          <w:lang w:val="en_US" w:bidi="en_US"/>
+        </w:rPr>
         <w:t xml:space="preserve">). False teaching was a serious threat to the faith of the people he was writing to (see </w:t>
       </w:r>
       <w:hyperlink r:id="rId20">
         <w:r>
+          <w:rPr>
+            <w:lang w:val="en_US" w:bidi="en_US"/>
+          </w:rPr>
           <w:rPr>
             <w:color w:val="0000EE"/>
             <w:u w:val="single"/>
@@ -386,30 +670,64 @@
         </w:r>
       </w:hyperlink>
       <w:r>
+        <w:rPr>
+          <w:lang w:val="en_US" w:bidi="en_US"/>
+        </w:rPr>
         <w:t>).</w:t>
       </w:r>
-      <w:r/>
-      <w:r/>
-    </w:p>
-    <w:p>
-      <w:r/>
+      <w:r>
+        <w:rPr>
+          <w:lang w:val="en_US" w:bidi="en_US"/>
+        </w:rPr>
+      </w:r>
+      <w:r>
+        <w:rPr>
+          <w:lang w:val="en_US" w:bidi="en_US"/>
+        </w:rPr>
+      </w:r>
+    </w:p>
+    <w:p>
+      <w:pPr/>
+      <w:r>
+        <w:rPr>
+          <w:lang w:val="en_US" w:bidi="en_US"/>
+        </w:rPr>
+      </w:r>
     </w:p>
     <w:p>
       <w:pPr>
         <w:pStyle w:val="Heading2"/>
       </w:pPr>
       <w:r>
+        <w:rPr>
+          <w:lang w:val="en_US" w:bidi="en_US"/>
+        </w:rPr>
         <w:t>Jude 1:4</w:t>
       </w:r>
-      <w:r/>
-    </w:p>
-    <w:p>
-      <w:r/>
-      <w:r>
+      <w:r>
+        <w:rPr>
+          <w:lang w:val="en_US" w:bidi="en_US"/>
+        </w:rPr>
+      </w:r>
+    </w:p>
+    <w:p>
+      <w:pPr/>
+      <w:r>
+        <w:rPr>
+          <w:lang w:val="en_US" w:bidi="en_US"/>
+        </w:rPr>
+      </w:r>
+      <w:r>
+        <w:rPr>
+          <w:lang w:val="en_US" w:bidi="en_US"/>
+        </w:rPr>
         <w:t xml:space="preserve">It is tempting to misuse God's wonderful grace by saying it lets us do wrong things (see </w:t>
       </w:r>
       <w:hyperlink r:id="rId21">
         <w:r>
+          <w:rPr>
+            <w:lang w:val="en_US" w:bidi="en_US"/>
+          </w:rPr>
           <w:rPr>
             <w:color w:val="0000EE"/>
             <w:u w:val="single"/>
@@ -418,22 +736,45 @@
         </w:r>
       </w:hyperlink>
       <w:r>
+        <w:rPr>
+          <w:lang w:val="en_US" w:bidi="en_US"/>
+        </w:rPr>
         <w:t>).</w:t>
       </w:r>
-      <w:r/>
-      <w:r/>
-    </w:p>
-    <w:p>
-      <w:r/>
+      <w:r>
+        <w:rPr>
+          <w:lang w:val="en_US" w:bidi="en_US"/>
+        </w:rPr>
+      </w:r>
+      <w:r>
+        <w:rPr>
+          <w:lang w:val="en_US" w:bidi="en_US"/>
+        </w:rPr>
+      </w:r>
+    </w:p>
+    <w:p>
+      <w:pPr/>
+      <w:r>
+        <w:rPr>
+          <w:lang w:val="en_US" w:bidi="en_US"/>
+        </w:rPr>
+      </w:r>
     </w:p>
     <w:p>
       <w:pPr>
         <w:pStyle w:val="Heading2"/>
       </w:pPr>
       <w:r>
+        <w:rPr>
+          <w:lang w:val="en_US" w:bidi="en_US"/>
+        </w:rPr>
         <w:t>Jude 1:5</w:t>
       </w:r>
-      <w:r/>
+      <w:r>
+        <w:rPr>
+          <w:lang w:val="en_US" w:bidi="en_US"/>
+        </w:rPr>
+      </w:r>
     </w:p>
     <w:p>
       <w:pPr>
@@ -441,12 +782,22 @@
         <w:spacing w:line="240" w:lineRule="auto"/>
         <w:ind w:left="720"/>
       </w:pPr>
-      <w:r/>
-      <w:r>
+      <w:r>
+        <w:rPr>
+          <w:lang w:val="en_US" w:bidi="en_US"/>
+        </w:rPr>
+      </w:r>
+      <w:r>
+        <w:rPr>
+          <w:lang w:val="en_US" w:bidi="en_US"/>
+        </w:rPr>
         <w:t xml:space="preserve">Jesus existed before his birth and saved the people of Israel from Egypt. Later, he punished those who were unfaithful (compare </w:t>
       </w:r>
       <w:hyperlink r:id="rId22">
         <w:r>
+          <w:rPr>
+            <w:lang w:val="en_US" w:bidi="en_US"/>
+          </w:rPr>
           <w:rPr>
             <w:color w:val="0000EE"/>
             <w:u w:val="single"/>
@@ -455,6 +806,9 @@
         </w:r>
       </w:hyperlink>
       <w:r>
+        <w:rPr>
+          <w:lang w:val="en_US" w:bidi="en_US"/>
+        </w:rPr>
         <w:t xml:space="preserve">). </w:t>
       </w:r>
     </w:p>
@@ -464,18 +818,29 @@
         <w:spacing w:line="240" w:lineRule="auto"/>
         <w:ind w:left="720"/>
       </w:pPr>
-      <w:r/>
+      <w:r>
+        <w:rPr>
+          <w:lang w:val="en_US" w:bidi="en_US"/>
+        </w:rPr>
+      </w:r>
       <w:r>
         <w:rPr>
           <w:i/>
+          <w:lang w:val="en_US" w:bidi="en_US"/>
         </w:rPr>
         <w:t>after Jesus had delivered His people out of the land of Egypt, He destroyed those who did not believe:</w:t>
       </w:r>
       <w:r>
+        <w:rPr>
+          <w:lang w:val="en_US" w:bidi="en_US"/>
+        </w:rPr>
         <w:t xml:space="preserve"> Most people did not trust God to keep them safe. Because they did not believe, God made that generation (except Joshua and Caleb) wander in the wilderness until they died (see </w:t>
       </w:r>
       <w:hyperlink r:id="rId23">
         <w:r>
+          <w:rPr>
+            <w:lang w:val="en_US" w:bidi="en_US"/>
+          </w:rPr>
           <w:rPr>
             <w:color w:val="0000EE"/>
             <w:u w:val="single"/>
@@ -484,36 +849,76 @@
         </w:r>
       </w:hyperlink>
       <w:r>
+        <w:rPr>
+          <w:lang w:val="en_US" w:bidi="en_US"/>
+        </w:rPr>
         <w:t>).</w:t>
       </w:r>
-      <w:r/>
-      <w:r/>
-    </w:p>
-    <w:p>
-      <w:r/>
+      <w:r>
+        <w:rPr>
+          <w:lang w:val="en_US" w:bidi="en_US"/>
+        </w:rPr>
+      </w:r>
+      <w:r>
+        <w:rPr>
+          <w:lang w:val="en_US" w:bidi="en_US"/>
+        </w:rPr>
+      </w:r>
+    </w:p>
+    <w:p>
+      <w:pPr/>
+      <w:r>
+        <w:rPr>
+          <w:lang w:val="en_US" w:bidi="en_US"/>
+        </w:rPr>
+      </w:r>
     </w:p>
     <w:p>
       <w:pPr>
         <w:pStyle w:val="Heading2"/>
       </w:pPr>
       <w:r>
+        <w:rPr>
+          <w:lang w:val="en_US" w:bidi="en_US"/>
+        </w:rPr>
         <w:t>Jude 1:5–16</w:t>
       </w:r>
-      <w:r/>
-    </w:p>
-    <w:p>
-      <w:r/>
-      <w:r>
+      <w:r>
+        <w:rPr>
+          <w:lang w:val="en_US" w:bidi="en_US"/>
+        </w:rPr>
+      </w:r>
+    </w:p>
+    <w:p>
+      <w:pPr/>
+      <w:r>
+        <w:rPr>
+          <w:lang w:val="en_US" w:bidi="en_US"/>
+        </w:rPr>
+      </w:r>
+      <w:r>
+        <w:rPr>
+          <w:lang w:val="en_US" w:bidi="en_US"/>
+        </w:rPr>
         <w:t>This section explains "</w:t>
       </w:r>
       <w:r>
+        <w:rPr>
+          <w:lang w:val="en_US" w:bidi="en_US"/>
+        </w:rPr>
         <w:t>designated long ago for condemnation</w:t>
       </w:r>
       <w:r>
+        <w:rPr>
+          <w:lang w:val="en_US" w:bidi="en_US"/>
+        </w:rPr>
         <w:t xml:space="preserve">" in </w:t>
       </w:r>
       <w:hyperlink r:id="rId24">
         <w:r>
+          <w:rPr>
+            <w:lang w:val="en_US" w:bidi="en_US"/>
+          </w:rPr>
           <w:rPr>
             <w:color w:val="0000EE"/>
             <w:u w:val="single"/>
@@ -522,42 +927,88 @@
         </w:r>
       </w:hyperlink>
       <w:r>
+        <w:rPr>
+          <w:lang w:val="en_US" w:bidi="en_US"/>
+        </w:rPr>
         <w:t xml:space="preserve"> by using Old Testament examples of God's judgment on false teachers.</w:t>
       </w:r>
-      <w:r/>
-      <w:r/>
-    </w:p>
-    <w:p>
-      <w:r/>
+      <w:r>
+        <w:rPr>
+          <w:lang w:val="en_US" w:bidi="en_US"/>
+        </w:rPr>
+      </w:r>
+      <w:r>
+        <w:rPr>
+          <w:lang w:val="en_US" w:bidi="en_US"/>
+        </w:rPr>
+      </w:r>
+    </w:p>
+    <w:p>
+      <w:pPr/>
+      <w:r>
+        <w:rPr>
+          <w:lang w:val="en_US" w:bidi="en_US"/>
+        </w:rPr>
+      </w:r>
     </w:p>
     <w:p>
       <w:pPr>
         <w:pStyle w:val="Heading2"/>
       </w:pPr>
       <w:r>
+        <w:rPr>
+          <w:lang w:val="en_US" w:bidi="en_US"/>
+        </w:rPr>
         <w:t>Jude 1:6</w:t>
       </w:r>
-      <w:r/>
-    </w:p>
-    <w:p>
-      <w:r/>
-      <w:r>
+      <w:r>
+        <w:rPr>
+          <w:lang w:val="en_US" w:bidi="en_US"/>
+        </w:rPr>
+      </w:r>
+    </w:p>
+    <w:p>
+      <w:pPr/>
+      <w:r>
+        <w:rPr>
+          <w:lang w:val="en_US" w:bidi="en_US"/>
+        </w:rPr>
+      </w:r>
+      <w:r>
+        <w:rPr>
+          <w:lang w:val="en_US" w:bidi="en_US"/>
+        </w:rPr>
         <w:t xml:space="preserve">The angels might refer to the fall of Satan and the angels who followed him, but no Old Testament passage clearly describes this event (see study notes on </w:t>
       </w:r>
       <w:r>
+        <w:rPr>
+          <w:lang w:val="en_US" w:bidi="en_US"/>
+        </w:rPr>
         <w:t>Isaiah 14:12–17</w:t>
       </w:r>
       <w:r>
+        <w:rPr>
+          <w:lang w:val="en_US" w:bidi="en_US"/>
+        </w:rPr>
         <w:t xml:space="preserve">; </w:t>
       </w:r>
       <w:r>
+        <w:rPr>
+          <w:lang w:val="en_US" w:bidi="en_US"/>
+        </w:rPr>
         <w:t>Ezekiel 28:12–19</w:t>
       </w:r>
       <w:r>
+        <w:rPr>
+          <w:lang w:val="en_US" w:bidi="en_US"/>
+        </w:rPr>
         <w:t xml:space="preserve">). Jude was probably referring to </w:t>
       </w:r>
       <w:hyperlink r:id="rId25">
         <w:r>
+          <w:rPr>
+            <w:lang w:val="en_US" w:bidi="en_US"/>
+          </w:rPr>
           <w:rPr>
             <w:color w:val="0000EE"/>
             <w:u w:val="single"/>
@@ -566,10 +1017,16 @@
         </w:r>
       </w:hyperlink>
       <w:r>
+        <w:rPr>
+          <w:lang w:val="en_US" w:bidi="en_US"/>
+        </w:rPr>
         <w:t xml:space="preserve">. Jewish tradition understood the “sons of God” in </w:t>
       </w:r>
       <w:hyperlink r:id="rId26">
         <w:r>
+          <w:rPr>
+            <w:lang w:val="en_US" w:bidi="en_US"/>
+          </w:rPr>
           <w:rPr>
             <w:color w:val="0000EE"/>
             <w:u w:val="single"/>
@@ -578,31 +1035,53 @@
         </w:r>
       </w:hyperlink>
       <w:r>
+        <w:rPr>
+          <w:lang w:val="en_US" w:bidi="en_US"/>
+        </w:rPr>
         <w:t xml:space="preserve"> to be wicked angels. They believed God punished these angels because they had sexual relations with women (see </w:t>
       </w:r>
       <w:r>
         <w:rPr>
           <w:i/>
+          <w:lang w:val="en_US" w:bidi="en_US"/>
         </w:rPr>
         <w:t>1 Enoch</w:t>
       </w:r>
       <w:r>
+        <w:rPr>
+          <w:lang w:val="en_US" w:bidi="en_US"/>
+        </w:rPr>
         <w:t xml:space="preserve"> 6–10; see also study notes on </w:t>
       </w:r>
       <w:r>
+        <w:rPr>
+          <w:lang w:val="en_US" w:bidi="en_US"/>
+        </w:rPr>
         <w:t>1 Peter 3:19–20</w:t>
       </w:r>
       <w:r>
+        <w:rPr>
+          <w:lang w:val="en_US" w:bidi="en_US"/>
+        </w:rPr>
         <w:t xml:space="preserve">; </w:t>
       </w:r>
       <w:r>
+        <w:rPr>
+          <w:lang w:val="en_US" w:bidi="en_US"/>
+        </w:rPr>
         <w:t>2 Peter 2:4</w:t>
       </w:r>
       <w:r>
+        <w:rPr>
+          <w:lang w:val="en_US" w:bidi="en_US"/>
+        </w:rPr>
         <w:t xml:space="preserve">). Jude later (in </w:t>
       </w:r>
       <w:hyperlink r:id="rId27">
         <w:r>
+          <w:rPr>
+            <w:lang w:val="en_US" w:bidi="en_US"/>
+          </w:rPr>
           <w:rPr>
             <w:color w:val="0000EE"/>
             <w:u w:val="single"/>
@@ -611,31 +1090,58 @@
         </w:r>
       </w:hyperlink>
       <w:r>
+        <w:rPr>
+          <w:lang w:val="en_US" w:bidi="en_US"/>
+        </w:rPr>
         <w:t xml:space="preserve">) quotes directly from </w:t>
       </w:r>
       <w:r>
         <w:rPr>
           <w:i/>
+          <w:lang w:val="en_US" w:bidi="en_US"/>
         </w:rPr>
         <w:t>1 Enoch</w:t>
       </w:r>
       <w:r>
+        <w:rPr>
+          <w:lang w:val="en_US" w:bidi="en_US"/>
+        </w:rPr>
         <w:t>.</w:t>
       </w:r>
-      <w:r/>
-      <w:r/>
-    </w:p>
-    <w:p>
-      <w:r/>
+      <w:r>
+        <w:rPr>
+          <w:lang w:val="en_US" w:bidi="en_US"/>
+        </w:rPr>
+      </w:r>
+      <w:r>
+        <w:rPr>
+          <w:lang w:val="en_US" w:bidi="en_US"/>
+        </w:rPr>
+      </w:r>
+    </w:p>
+    <w:p>
+      <w:pPr/>
+      <w:r>
+        <w:rPr>
+          <w:lang w:val="en_US" w:bidi="en_US"/>
+        </w:rPr>
+      </w:r>
     </w:p>
     <w:p>
       <w:pPr>
         <w:pStyle w:val="Heading2"/>
       </w:pPr>
       <w:r>
+        <w:rPr>
+          <w:lang w:val="en_US" w:bidi="en_US"/>
+        </w:rPr>
         <w:t>Jude 1:7</w:t>
       </w:r>
-      <w:r/>
+      <w:r>
+        <w:rPr>
+          <w:lang w:val="en_US" w:bidi="en_US"/>
+        </w:rPr>
+      </w:r>
     </w:p>
     <w:p>
       <w:pPr>
@@ -643,12 +1149,22 @@
         <w:spacing w:line="240" w:lineRule="auto"/>
         <w:ind w:left="720"/>
       </w:pPr>
-      <w:r/>
-      <w:r>
+      <w:r>
+        <w:rPr>
+          <w:lang w:val="en_US" w:bidi="en_US"/>
+        </w:rPr>
+      </w:r>
+      <w:r>
+        <w:rPr>
+          <w:lang w:val="en_US" w:bidi="en_US"/>
+        </w:rPr>
         <w:t xml:space="preserve">God's judgment on Sodom and Gomorrah became well-known (see </w:t>
       </w:r>
       <w:hyperlink r:id="rId28">
         <w:r>
+          <w:rPr>
+            <w:lang w:val="en_US" w:bidi="en_US"/>
+          </w:rPr>
           <w:rPr>
             <w:color w:val="0000EE"/>
             <w:u w:val="single"/>
@@ -657,10 +1173,16 @@
         </w:r>
       </w:hyperlink>
       <w:r>
+        <w:rPr>
+          <w:lang w:val="en_US" w:bidi="en_US"/>
+        </w:rPr>
         <w:t xml:space="preserve">; </w:t>
       </w:r>
       <w:hyperlink r:id="rId29">
         <w:r>
+          <w:rPr>
+            <w:lang w:val="en_US" w:bidi="en_US"/>
+          </w:rPr>
           <w:rPr>
             <w:color w:val="0000EE"/>
             <w:u w:val="single"/>
@@ -669,6 +1191,9 @@
         </w:r>
       </w:hyperlink>
       <w:r>
+        <w:rPr>
+          <w:lang w:val="en_US" w:bidi="en_US"/>
+        </w:rPr>
         <w:t xml:space="preserve">). </w:t>
       </w:r>
     </w:p>
@@ -678,18 +1203,29 @@
         <w:spacing w:line="240" w:lineRule="auto"/>
         <w:ind w:left="720"/>
       </w:pPr>
-      <w:r/>
+      <w:r>
+        <w:rPr>
+          <w:lang w:val="en_US" w:bidi="en_US"/>
+        </w:rPr>
+      </w:r>
       <w:r>
         <w:rPr>
           <w:i/>
+          <w:lang w:val="en_US" w:bidi="en_US"/>
         </w:rPr>
         <w:t>the cities around them</w:t>
       </w:r>
       <w:r>
+        <w:rPr>
+          <w:lang w:val="en_US" w:bidi="en_US"/>
+        </w:rPr>
         <w:t xml:space="preserve">: </w:t>
       </w:r>
       <w:hyperlink r:id="rId30">
         <w:r>
+          <w:rPr>
+            <w:lang w:val="en_US" w:bidi="en_US"/>
+          </w:rPr>
           <w:rPr>
             <w:color w:val="0000EE"/>
             <w:u w:val="single"/>
@@ -698,6 +1234,9 @@
         </w:r>
       </w:hyperlink>
       <w:r>
+        <w:rPr>
+          <w:lang w:val="en_US" w:bidi="en_US"/>
+        </w:rPr>
         <w:t xml:space="preserve"> mentions Admah and Zeboiim. </w:t>
       </w:r>
     </w:p>
@@ -707,21 +1246,35 @@
         <w:spacing w:line="240" w:lineRule="auto"/>
         <w:ind w:left="720"/>
       </w:pPr>
-      <w:r/>
+      <w:r>
+        <w:rPr>
+          <w:lang w:val="en_US" w:bidi="en_US"/>
+        </w:rPr>
+      </w:r>
       <w:r>
         <w:rPr>
           <w:i/>
+          <w:lang w:val="en_US" w:bidi="en_US"/>
         </w:rPr>
         <w:t>sexual immorality and pursued strange flesh</w:t>
       </w:r>
       <w:r>
+        <w:rPr>
+          <w:lang w:val="en_US" w:bidi="en_US"/>
+        </w:rPr>
         <w:t>: this likely refers to sexual relations between people of the same sex</w:t>
       </w:r>
       <w:r>
+        <w:rPr>
+          <w:lang w:val="en_US" w:bidi="en_US"/>
+        </w:rPr>
         <w:t xml:space="preserve"> (</w:t>
       </w:r>
       <w:hyperlink r:id="rId31">
         <w:r>
+          <w:rPr>
+            <w:lang w:val="en_US" w:bidi="en_US"/>
+          </w:rPr>
           <w:rPr>
             <w:color w:val="0000EE"/>
             <w:u w:val="single"/>
@@ -730,36 +1283,71 @@
         </w:r>
       </w:hyperlink>
       <w:r>
+        <w:rPr>
+          <w:lang w:val="en_US" w:bidi="en_US"/>
+        </w:rPr>
         <w:t>).</w:t>
       </w:r>
-      <w:r/>
-      <w:r/>
-    </w:p>
-    <w:p>
-      <w:r/>
+      <w:r>
+        <w:rPr>
+          <w:lang w:val="en_US" w:bidi="en_US"/>
+        </w:rPr>
+      </w:r>
+      <w:r>
+        <w:rPr>
+          <w:lang w:val="en_US" w:bidi="en_US"/>
+        </w:rPr>
+      </w:r>
+    </w:p>
+    <w:p>
+      <w:pPr/>
+      <w:r>
+        <w:rPr>
+          <w:lang w:val="en_US" w:bidi="en_US"/>
+        </w:rPr>
+      </w:r>
     </w:p>
     <w:p>
       <w:pPr>
         <w:pStyle w:val="Heading2"/>
       </w:pPr>
       <w:r>
+        <w:rPr>
+          <w:lang w:val="en_US" w:bidi="en_US"/>
+        </w:rPr>
         <w:t>Jude 1:8</w:t>
       </w:r>
-      <w:r/>
-    </w:p>
-    <w:p>
-      <w:r/>
+      <w:r>
+        <w:rPr>
+          <w:lang w:val="en_US" w:bidi="en_US"/>
+        </w:rPr>
+      </w:r>
+    </w:p>
+    <w:p>
+      <w:pPr/>
+      <w:r>
+        <w:rPr>
+          <w:lang w:val="en_US" w:bidi="en_US"/>
+        </w:rPr>
+      </w:r>
       <w:r>
         <w:rPr>
           <w:i/>
+          <w:lang w:val="en_US" w:bidi="en_US"/>
         </w:rPr>
         <w:t>glorious beings</w:t>
       </w:r>
       <w:r>
+        <w:rPr>
+          <w:lang w:val="en_US" w:bidi="en_US"/>
+        </w:rPr>
         <w:t xml:space="preserve">: This likely refers to evil angels. In the Old Testament and Judaism, angels played an important role in judgment. The false teachers might have been minimizing the reality of a future judgment (see </w:t>
       </w:r>
       <w:hyperlink r:id="rId32">
         <w:r>
+          <w:rPr>
+            <w:lang w:val="en_US" w:bidi="en_US"/>
+          </w:rPr>
           <w:rPr>
             <w:color w:val="0000EE"/>
             <w:u w:val="single"/>
@@ -768,10 +1356,16 @@
         </w:r>
       </w:hyperlink>
       <w:r>
+        <w:rPr>
+          <w:lang w:val="en_US" w:bidi="en_US"/>
+        </w:rPr>
         <w:t xml:space="preserve">; </w:t>
       </w:r>
       <w:hyperlink r:id="rId33">
         <w:r>
+          <w:rPr>
+            <w:lang w:val="en_US" w:bidi="en_US"/>
+          </w:rPr>
           <w:rPr>
             <w:color w:val="0000EE"/>
             <w:u w:val="single"/>
@@ -780,10 +1374,16 @@
         </w:r>
       </w:hyperlink>
       <w:r>
+        <w:rPr>
+          <w:lang w:val="en_US" w:bidi="en_US"/>
+        </w:rPr>
         <w:t xml:space="preserve">) or denying the glorious origin of these angels who rebelled against God (compare </w:t>
       </w:r>
       <w:hyperlink r:id="rId34">
         <w:r>
+          <w:rPr>
+            <w:lang w:val="en_US" w:bidi="en_US"/>
+          </w:rPr>
           <w:rPr>
             <w:color w:val="0000EE"/>
             <w:u w:val="single"/>
@@ -792,30 +1392,64 @@
         </w:r>
       </w:hyperlink>
       <w:r>
+        <w:rPr>
+          <w:lang w:val="en_US" w:bidi="en_US"/>
+        </w:rPr>
         <w:t>).</w:t>
       </w:r>
-      <w:r/>
-      <w:r/>
-    </w:p>
-    <w:p>
-      <w:r/>
+      <w:r>
+        <w:rPr>
+          <w:lang w:val="en_US" w:bidi="en_US"/>
+        </w:rPr>
+      </w:r>
+      <w:r>
+        <w:rPr>
+          <w:lang w:val="en_US" w:bidi="en_US"/>
+        </w:rPr>
+      </w:r>
+    </w:p>
+    <w:p>
+      <w:pPr/>
+      <w:r>
+        <w:rPr>
+          <w:lang w:val="en_US" w:bidi="en_US"/>
+        </w:rPr>
+      </w:r>
     </w:p>
     <w:p>
       <w:pPr>
         <w:pStyle w:val="Heading2"/>
       </w:pPr>
       <w:r>
+        <w:rPr>
+          <w:lang w:val="en_US" w:bidi="en_US"/>
+        </w:rPr>
         <w:t>Jude 1:9</w:t>
       </w:r>
-      <w:r/>
-    </w:p>
-    <w:p>
-      <w:r/>
-      <w:r>
+      <w:r>
+        <w:rPr>
+          <w:lang w:val="en_US" w:bidi="en_US"/>
+        </w:rPr>
+      </w:r>
+    </w:p>
+    <w:p>
+      <w:pPr/>
+      <w:r>
+        <w:rPr>
+          <w:lang w:val="en_US" w:bidi="en_US"/>
+        </w:rPr>
+      </w:r>
+      <w:r>
+        <w:rPr>
+          <w:lang w:val="en_US" w:bidi="en_US"/>
+        </w:rPr>
         <w:t xml:space="preserve">Michael is one of the most powerful angels. In Jewish tradition, an "archangel" is the highest rank of angel (see also </w:t>
       </w:r>
       <w:hyperlink r:id="rId35">
         <w:r>
+          <w:rPr>
+            <w:lang w:val="en_US" w:bidi="en_US"/>
+          </w:rPr>
           <w:rPr>
             <w:color w:val="0000EE"/>
             <w:u w:val="single"/>
@@ -824,10 +1458,16 @@
         </w:r>
       </w:hyperlink>
       <w:r>
+        <w:rPr>
+          <w:lang w:val="en_US" w:bidi="en_US"/>
+        </w:rPr>
         <w:t>). Michael is mentioned several times in the Bible (</w:t>
       </w:r>
       <w:hyperlink r:id="rId36">
         <w:r>
+          <w:rPr>
+            <w:lang w:val="en_US" w:bidi="en_US"/>
+          </w:rPr>
           <w:rPr>
             <w:color w:val="0000EE"/>
             <w:u w:val="single"/>
@@ -836,10 +1476,16 @@
         </w:r>
       </w:hyperlink>
       <w:r>
+        <w:rPr>
+          <w:lang w:val="en_US" w:bidi="en_US"/>
+        </w:rPr>
         <w:t xml:space="preserve">, </w:t>
       </w:r>
       <w:hyperlink r:id="rId37">
         <w:r>
+          <w:rPr>
+            <w:lang w:val="en_US" w:bidi="en_US"/>
+          </w:rPr>
           <w:rPr>
             <w:color w:val="0000EE"/>
             <w:u w:val="single"/>
@@ -848,10 +1494,16 @@
         </w:r>
       </w:hyperlink>
       <w:r>
+        <w:rPr>
+          <w:lang w:val="en_US" w:bidi="en_US"/>
+        </w:rPr>
         <w:t xml:space="preserve">; </w:t>
       </w:r>
       <w:hyperlink r:id="rId38">
         <w:r>
+          <w:rPr>
+            <w:lang w:val="en_US" w:bidi="en_US"/>
+          </w:rPr>
           <w:rPr>
             <w:color w:val="0000EE"/>
             <w:u w:val="single"/>
@@ -860,10 +1512,16 @@
         </w:r>
       </w:hyperlink>
       <w:r>
+        <w:rPr>
+          <w:lang w:val="en_US" w:bidi="en_US"/>
+        </w:rPr>
         <w:t xml:space="preserve">; </w:t>
       </w:r>
       <w:hyperlink r:id="rId39">
         <w:r>
+          <w:rPr>
+            <w:lang w:val="en_US" w:bidi="en_US"/>
+          </w:rPr>
           <w:rPr>
             <w:color w:val="0000EE"/>
             <w:u w:val="single"/>
@@ -872,31 +1530,58 @@
         </w:r>
       </w:hyperlink>
       <w:r>
+        <w:rPr>
+          <w:lang w:val="en_US" w:bidi="en_US"/>
+        </w:rPr>
         <w:t xml:space="preserve">). The story of him fighting the devil about Moses' body is not in the Old Testament but is found in Jewish tradition (see </w:t>
       </w:r>
       <w:r>
         <w:rPr>
           <w:i/>
+          <w:lang w:val="en_US" w:bidi="en_US"/>
         </w:rPr>
         <w:t>Assumption of Moses</w:t>
       </w:r>
       <w:r>
+        <w:rPr>
+          <w:lang w:val="en_US" w:bidi="en_US"/>
+        </w:rPr>
         <w:t>).</w:t>
       </w:r>
-      <w:r/>
-      <w:r/>
-    </w:p>
-    <w:p>
-      <w:r/>
+      <w:r>
+        <w:rPr>
+          <w:lang w:val="en_US" w:bidi="en_US"/>
+        </w:rPr>
+      </w:r>
+      <w:r>
+        <w:rPr>
+          <w:lang w:val="en_US" w:bidi="en_US"/>
+        </w:rPr>
+      </w:r>
+    </w:p>
+    <w:p>
+      <w:pPr/>
+      <w:r>
+        <w:rPr>
+          <w:lang w:val="en_US" w:bidi="en_US"/>
+        </w:rPr>
+      </w:r>
     </w:p>
     <w:p>
       <w:pPr>
         <w:pStyle w:val="Heading2"/>
       </w:pPr>
       <w:r>
+        <w:rPr>
+          <w:lang w:val="en_US" w:bidi="en_US"/>
+        </w:rPr>
         <w:t>Jude 1:11</w:t>
       </w:r>
-      <w:r/>
+      <w:r>
+        <w:rPr>
+          <w:lang w:val="en_US" w:bidi="en_US"/>
+        </w:rPr>
+      </w:r>
     </w:p>
     <w:p>
       <w:pPr>
@@ -904,18 +1589,29 @@
         <w:spacing w:line="240" w:lineRule="auto"/>
         <w:ind w:left="720"/>
       </w:pPr>
-      <w:r/>
+      <w:r>
+        <w:rPr>
+          <w:lang w:val="en_US" w:bidi="en_US"/>
+        </w:rPr>
+      </w:r>
       <w:r>
         <w:rPr>
           <w:i/>
+          <w:lang w:val="en_US" w:bidi="en_US"/>
         </w:rPr>
         <w:t>Cain</w:t>
       </w:r>
       <w:r>
+        <w:rPr>
+          <w:lang w:val="en_US" w:bidi="en_US"/>
+        </w:rPr>
         <w:t xml:space="preserve">: Refer to </w:t>
       </w:r>
       <w:hyperlink r:id="rId40">
         <w:r>
+          <w:rPr>
+            <w:lang w:val="en_US" w:bidi="en_US"/>
+          </w:rPr>
           <w:rPr>
             <w:color w:val="0000EE"/>
             <w:u w:val="single"/>
@@ -924,6 +1620,9 @@
         </w:r>
       </w:hyperlink>
       <w:r>
+        <w:rPr>
+          <w:lang w:val="en_US" w:bidi="en_US"/>
+        </w:rPr>
         <w:t xml:space="preserve">. </w:t>
       </w:r>
     </w:p>
@@ -933,20 +1632,34 @@
         <w:spacing w:line="240" w:lineRule="auto"/>
         <w:ind w:left="720"/>
       </w:pPr>
-      <w:r/>
+      <w:r>
+        <w:rPr>
+          <w:lang w:val="en_US" w:bidi="en_US"/>
+        </w:rPr>
+      </w:r>
       <w:r>
         <w:rPr>
           <w:i/>
+          <w:lang w:val="en_US" w:bidi="en_US"/>
         </w:rPr>
         <w:t>Balaam</w:t>
       </w:r>
       <w:r>
+        <w:rPr>
+          <w:lang w:val="en_US" w:bidi="en_US"/>
+        </w:rPr>
         <w:t xml:space="preserve">: Refer to </w:t>
       </w:r>
       <w:r>
+        <w:rPr>
+          <w:lang w:val="en_US" w:bidi="en_US"/>
+        </w:rPr>
         <w:t>the study note on 2 Peter 2:15</w:t>
       </w:r>
       <w:r>
+        <w:rPr>
+          <w:lang w:val="en_US" w:bidi="en_US"/>
+        </w:rPr>
         <w:t xml:space="preserve">. </w:t>
       </w:r>
     </w:p>
@@ -956,18 +1669,29 @@
         <w:spacing w:line="240" w:lineRule="auto"/>
         <w:ind w:left="720"/>
       </w:pPr>
-      <w:r/>
+      <w:r>
+        <w:rPr>
+          <w:lang w:val="en_US" w:bidi="en_US"/>
+        </w:rPr>
+      </w:r>
       <w:r>
         <w:rPr>
           <w:i/>
+          <w:lang w:val="en_US" w:bidi="en_US"/>
         </w:rPr>
         <w:t>Korah</w:t>
       </w:r>
       <w:r>
+        <w:rPr>
+          <w:lang w:val="en_US" w:bidi="en_US"/>
+        </w:rPr>
         <w:t xml:space="preserve">: Refer to </w:t>
       </w:r>
       <w:hyperlink r:id="rId41">
         <w:r>
+          <w:rPr>
+            <w:lang w:val="en_US" w:bidi="en_US"/>
+          </w:rPr>
           <w:rPr>
             <w:color w:val="0000EE"/>
             <w:u w:val="single"/>
@@ -976,70 +1700,160 @@
         </w:r>
       </w:hyperlink>
       <w:r>
+        <w:rPr>
+          <w:lang w:val="en_US" w:bidi="en_US"/>
+        </w:rPr>
         <w:t>.</w:t>
       </w:r>
-      <w:r/>
-      <w:r/>
-    </w:p>
-    <w:p>
-      <w:r/>
+      <w:r>
+        <w:rPr>
+          <w:lang w:val="en_US" w:bidi="en_US"/>
+        </w:rPr>
+      </w:r>
+      <w:r>
+        <w:rPr>
+          <w:lang w:val="en_US" w:bidi="en_US"/>
+        </w:rPr>
+      </w:r>
+    </w:p>
+    <w:p>
+      <w:pPr/>
+      <w:r>
+        <w:rPr>
+          <w:lang w:val="en_US" w:bidi="en_US"/>
+        </w:rPr>
+      </w:r>
     </w:p>
     <w:p>
       <w:pPr>
         <w:pStyle w:val="Heading2"/>
       </w:pPr>
       <w:r>
+        <w:rPr>
+          <w:lang w:val="en_US" w:bidi="en_US"/>
+        </w:rPr>
         <w:t>Jude 1:12</w:t>
       </w:r>
-      <w:r/>
-    </w:p>
-    <w:p>
-      <w:r/>
-      <w:r>
+      <w:r>
+        <w:rPr>
+          <w:lang w:val="en_US" w:bidi="en_US"/>
+        </w:rPr>
+      </w:r>
+    </w:p>
+    <w:p>
+      <w:pPr/>
+      <w:r>
+        <w:rPr>
+          <w:lang w:val="en_US" w:bidi="en_US"/>
+        </w:rPr>
+      </w:r>
+      <w:r>
+        <w:rPr>
+          <w:lang w:val="en_US" w:bidi="en_US"/>
+        </w:rPr>
         <w:t>The early Christians celebrated the Lord’s Supper as part of shared fellowship meals with one another.</w:t>
       </w:r>
-      <w:r/>
-      <w:r/>
-    </w:p>
-    <w:p>
-      <w:r/>
+      <w:r>
+        <w:rPr>
+          <w:lang w:val="en_US" w:bidi="en_US"/>
+        </w:rPr>
+      </w:r>
+      <w:r>
+        <w:rPr>
+          <w:lang w:val="en_US" w:bidi="en_US"/>
+        </w:rPr>
+      </w:r>
+    </w:p>
+    <w:p>
+      <w:pPr/>
+      <w:r>
+        <w:rPr>
+          <w:lang w:val="en_US" w:bidi="en_US"/>
+        </w:rPr>
+      </w:r>
     </w:p>
     <w:p>
       <w:pPr>
         <w:pStyle w:val="Heading2"/>
       </w:pPr>
       <w:r>
+        <w:rPr>
+          <w:lang w:val="en_US" w:bidi="en_US"/>
+        </w:rPr>
         <w:t>Jude 1:13</w:t>
       </w:r>
-      <w:r/>
-    </w:p>
-    <w:p>
-      <w:r/>
-      <w:r>
+      <w:r>
+        <w:rPr>
+          <w:lang w:val="en_US" w:bidi="en_US"/>
+        </w:rPr>
+      </w:r>
+    </w:p>
+    <w:p>
+      <w:pPr/>
+      <w:r>
+        <w:rPr>
+          <w:lang w:val="en_US" w:bidi="en_US"/>
+        </w:rPr>
+      </w:r>
+      <w:r>
+        <w:rPr>
+          <w:lang w:val="en_US" w:bidi="en_US"/>
+        </w:rPr>
         <w:t>People once thought planets were wandering stars because they moved in irregular patterns across the sky. Similarly, false teachers wandered (by teaching things that were not true), and God condemned their actions.</w:t>
       </w:r>
-      <w:r/>
-      <w:r/>
-    </w:p>
-    <w:p>
-      <w:r/>
+      <w:r>
+        <w:rPr>
+          <w:lang w:val="en_US" w:bidi="en_US"/>
+        </w:rPr>
+      </w:r>
+      <w:r>
+        <w:rPr>
+          <w:lang w:val="en_US" w:bidi="en_US"/>
+        </w:rPr>
+      </w:r>
+    </w:p>
+    <w:p>
+      <w:pPr/>
+      <w:r>
+        <w:rPr>
+          <w:lang w:val="en_US" w:bidi="en_US"/>
+        </w:rPr>
+      </w:r>
     </w:p>
     <w:p>
       <w:pPr>
         <w:pStyle w:val="Heading2"/>
       </w:pPr>
       <w:r>
+        <w:rPr>
+          <w:lang w:val="en_US" w:bidi="en_US"/>
+        </w:rPr>
         <w:t>Jude 1:14–15</w:t>
       </w:r>
-      <w:r/>
-    </w:p>
-    <w:p>
-      <w:r/>
-      <w:r>
+      <w:r>
+        <w:rPr>
+          <w:lang w:val="en_US" w:bidi="en_US"/>
+        </w:rPr>
+      </w:r>
+    </w:p>
+    <w:p>
+      <w:pPr/>
+      <w:r>
+        <w:rPr>
+          <w:lang w:val="en_US" w:bidi="en_US"/>
+        </w:rPr>
+      </w:r>
+      <w:r>
+        <w:rPr>
+          <w:lang w:val="en_US" w:bidi="en_US"/>
+        </w:rPr>
         <w:t xml:space="preserve">Enoch was an early descendant of Adam (see </w:t>
       </w:r>
       <w:hyperlink r:id="rId42">
         <w:r>
+          <w:rPr>
+            <w:lang w:val="en_US" w:bidi="en_US"/>
+          </w:rPr>
           <w:rPr>
             <w:color w:val="0000EE"/>
             <w:u w:val="single"/>
@@ -1048,10 +1862,16 @@
         </w:r>
       </w:hyperlink>
       <w:r>
+        <w:rPr>
+          <w:lang w:val="en_US" w:bidi="en_US"/>
+        </w:rPr>
         <w:t xml:space="preserve">; </w:t>
       </w:r>
       <w:hyperlink r:id="rId43">
         <w:r>
+          <w:rPr>
+            <w:lang w:val="en_US" w:bidi="en_US"/>
+          </w:rPr>
           <w:rPr>
             <w:color w:val="0000EE"/>
             <w:u w:val="single"/>
@@ -1060,10 +1880,16 @@
         </w:r>
       </w:hyperlink>
       <w:r>
+        <w:rPr>
+          <w:lang w:val="en_US" w:bidi="en_US"/>
+        </w:rPr>
         <w:t xml:space="preserve">). </w:t>
       </w:r>
       <w:hyperlink r:id="rId44">
         <w:r>
+          <w:rPr>
+            <w:lang w:val="en_US" w:bidi="en_US"/>
+          </w:rPr>
           <w:rPr>
             <w:color w:val="0000EE"/>
             <w:u w:val="single"/>
@@ -1072,10 +1898,16 @@
         </w:r>
       </w:hyperlink>
       <w:r>
+        <w:rPr>
+          <w:lang w:val="en_US" w:bidi="en_US"/>
+        </w:rPr>
         <w:t xml:space="preserve"> suggests that Enoch did not die but was taken directly to heaven (compare </w:t>
       </w:r>
       <w:hyperlink r:id="rId45">
         <w:r>
+          <w:rPr>
+            <w:lang w:val="en_US" w:bidi="en_US"/>
+          </w:rPr>
           <w:rPr>
             <w:color w:val="0000EE"/>
             <w:u w:val="single"/>
@@ -1084,10 +1916,16 @@
         </w:r>
       </w:hyperlink>
       <w:r>
+        <w:rPr>
+          <w:lang w:val="en_US" w:bidi="en_US"/>
+        </w:rPr>
         <w:t xml:space="preserve">; see </w:t>
       </w:r>
       <w:hyperlink r:id="rId46">
         <w:r>
+          <w:rPr>
+            <w:lang w:val="en_US" w:bidi="en_US"/>
+          </w:rPr>
           <w:rPr>
             <w:color w:val="0000EE"/>
             <w:u w:val="single"/>
@@ -1096,48 +1934,90 @@
         </w:r>
       </w:hyperlink>
       <w:r>
+        <w:rPr>
+          <w:lang w:val="en_US" w:bidi="en_US"/>
+        </w:rPr>
         <w:t>). This special recognition from God and the limited mention of him in Scripture make Enoch an interesting character. Jewish literature contains several legends about him, and at least two books of apocalyptic visions written between the Old and New Testaments are attributed to him (</w:t>
       </w:r>
       <w:r>
         <w:rPr>
           <w:i/>
+          <w:lang w:val="en_US" w:bidi="en_US"/>
         </w:rPr>
         <w:t>1–2 Enoch</w:t>
       </w:r>
       <w:r>
+        <w:rPr>
+          <w:lang w:val="en_US" w:bidi="en_US"/>
+        </w:rPr>
         <w:t>).</w:t>
       </w:r>
-      <w:r/>
-      <w:r/>
-    </w:p>
-    <w:p>
-      <w:r/>
+      <w:r>
+        <w:rPr>
+          <w:lang w:val="en_US" w:bidi="en_US"/>
+        </w:rPr>
+      </w:r>
+      <w:r>
+        <w:rPr>
+          <w:lang w:val="en_US" w:bidi="en_US"/>
+        </w:rPr>
+      </w:r>
+    </w:p>
+    <w:p>
+      <w:pPr/>
+      <w:r>
+        <w:rPr>
+          <w:lang w:val="en_US" w:bidi="en_US"/>
+        </w:rPr>
+      </w:r>
     </w:p>
     <w:p>
       <w:pPr>
         <w:pStyle w:val="Heading2"/>
       </w:pPr>
       <w:r>
+        <w:rPr>
+          <w:lang w:val="en_US" w:bidi="en_US"/>
+        </w:rPr>
         <w:t>Jude 1:17</w:t>
       </w:r>
-      <w:r/>
-    </w:p>
-    <w:p>
-      <w:r/>
+      <w:r>
+        <w:rPr>
+          <w:lang w:val="en_US" w:bidi="en_US"/>
+        </w:rPr>
+      </w:r>
+    </w:p>
+    <w:p>
+      <w:pPr/>
+      <w:r>
+        <w:rPr>
+          <w:lang w:val="en_US" w:bidi="en_US"/>
+        </w:rPr>
+      </w:r>
       <w:r>
         <w:rPr>
           <w:i/>
+          <w:lang w:val="en_US" w:bidi="en_US"/>
         </w:rPr>
         <w:t>what was foretold by the apostles of our Lord Jesus Christ</w:t>
       </w:r>
       <w:r>
+        <w:rPr>
+          <w:lang w:val="en_US" w:bidi="en_US"/>
+        </w:rPr>
         <w:t>:</w:t>
       </w:r>
       <w:r>
+        <w:rPr>
+          <w:lang w:val="en_US" w:bidi="en_US"/>
+        </w:rPr>
         <w:t xml:space="preserve"> See </w:t>
       </w:r>
       <w:hyperlink r:id="rId47">
         <w:r>
+          <w:rPr>
+            <w:lang w:val="en_US" w:bidi="en_US"/>
+          </w:rPr>
           <w:rPr>
             <w:color w:val="0000EE"/>
             <w:u w:val="single"/>
@@ -1146,10 +2026,16 @@
         </w:r>
       </w:hyperlink>
       <w:r>
+        <w:rPr>
+          <w:lang w:val="en_US" w:bidi="en_US"/>
+        </w:rPr>
         <w:t xml:space="preserve">, </w:t>
       </w:r>
       <w:hyperlink r:id="rId48">
         <w:r>
+          <w:rPr>
+            <w:lang w:val="en_US" w:bidi="en_US"/>
+          </w:rPr>
           <w:rPr>
             <w:color w:val="0000EE"/>
             <w:u w:val="single"/>
@@ -1158,10 +2044,16 @@
         </w:r>
       </w:hyperlink>
       <w:r>
+        <w:rPr>
+          <w:lang w:val="en_US" w:bidi="en_US"/>
+        </w:rPr>
         <w:t xml:space="preserve">, and </w:t>
       </w:r>
       <w:hyperlink r:id="rId49">
         <w:r>
+          <w:rPr>
+            <w:lang w:val="en_US" w:bidi="en_US"/>
+          </w:rPr>
           <w:rPr>
             <w:color w:val="0000EE"/>
             <w:u w:val="single"/>
@@ -1170,30 +2062,64 @@
         </w:r>
       </w:hyperlink>
       <w:r>
+        <w:rPr>
+          <w:lang w:val="en_US" w:bidi="en_US"/>
+        </w:rPr>
         <w:t>.</w:t>
       </w:r>
-      <w:r/>
-      <w:r/>
-    </w:p>
-    <w:p>
-      <w:r/>
+      <w:r>
+        <w:rPr>
+          <w:lang w:val="en_US" w:bidi="en_US"/>
+        </w:rPr>
+      </w:r>
+      <w:r>
+        <w:rPr>
+          <w:lang w:val="en_US" w:bidi="en_US"/>
+        </w:rPr>
+      </w:r>
+    </w:p>
+    <w:p>
+      <w:pPr/>
+      <w:r>
+        <w:rPr>
+          <w:lang w:val="en_US" w:bidi="en_US"/>
+        </w:rPr>
+      </w:r>
     </w:p>
     <w:p>
       <w:pPr>
         <w:pStyle w:val="Heading2"/>
       </w:pPr>
       <w:r>
+        <w:rPr>
+          <w:lang w:val="en_US" w:bidi="en_US"/>
+        </w:rPr>
         <w:t>Jude 1:17–23</w:t>
       </w:r>
-      <w:r/>
-    </w:p>
-    <w:p>
-      <w:r/>
-      <w:r>
+      <w:r>
+        <w:rPr>
+          <w:lang w:val="en_US" w:bidi="en_US"/>
+        </w:rPr>
+      </w:r>
+    </w:p>
+    <w:p>
+      <w:pPr/>
+      <w:r>
+        <w:rPr>
+          <w:lang w:val="en_US" w:bidi="en_US"/>
+        </w:rPr>
+      </w:r>
+      <w:r>
+        <w:rPr>
+          <w:lang w:val="en_US" w:bidi="en_US"/>
+        </w:rPr>
         <w:t xml:space="preserve">After condemning the false teachers, Jude again encourages his readers directly (see </w:t>
       </w:r>
       <w:hyperlink r:id="rId50">
         <w:r>
+          <w:rPr>
+            <w:lang w:val="en_US" w:bidi="en_US"/>
+          </w:rPr>
           <w:rPr>
             <w:color w:val="0000EE"/>
             <w:u w:val="single"/>
@@ -1202,10 +2128,16 @@
         </w:r>
       </w:hyperlink>
       <w:r>
+        <w:rPr>
+          <w:lang w:val="en_US" w:bidi="en_US"/>
+        </w:rPr>
         <w:t>). The apostles had warned them about false teachings (</w:t>
       </w:r>
       <w:hyperlink r:id="rId51">
         <w:r>
+          <w:rPr>
+            <w:lang w:val="en_US" w:bidi="en_US"/>
+          </w:rPr>
           <w:rPr>
             <w:color w:val="0000EE"/>
             <w:u w:val="single"/>
@@ -1214,10 +2146,16 @@
         </w:r>
       </w:hyperlink>
       <w:r>
+        <w:rPr>
+          <w:lang w:val="en_US" w:bidi="en_US"/>
+        </w:rPr>
         <w:t>). They should support each other in their faith (</w:t>
       </w:r>
       <w:hyperlink r:id="rId52">
         <w:r>
+          <w:rPr>
+            <w:lang w:val="en_US" w:bidi="en_US"/>
+          </w:rPr>
           <w:rPr>
             <w:color w:val="0000EE"/>
             <w:u w:val="single"/>
@@ -1226,10 +2164,16 @@
         </w:r>
       </w:hyperlink>
       <w:r>
+        <w:rPr>
+          <w:lang w:val="en_US" w:bidi="en_US"/>
+        </w:rPr>
         <w:t>). They should help those who might be misled by the false teachers (</w:t>
       </w:r>
       <w:hyperlink r:id="rId20">
         <w:r>
+          <w:rPr>
+            <w:lang w:val="en_US" w:bidi="en_US"/>
+          </w:rPr>
           <w:rPr>
             <w:color w:val="0000EE"/>
             <w:u w:val="single"/>
@@ -1238,36 +2182,71 @@
         </w:r>
       </w:hyperlink>
       <w:r>
+        <w:rPr>
+          <w:lang w:val="en_US" w:bidi="en_US"/>
+        </w:rPr>
         <w:t>).</w:t>
       </w:r>
-      <w:r/>
-      <w:r/>
-    </w:p>
-    <w:p>
-      <w:r/>
+      <w:r>
+        <w:rPr>
+          <w:lang w:val="en_US" w:bidi="en_US"/>
+        </w:rPr>
+      </w:r>
+      <w:r>
+        <w:rPr>
+          <w:lang w:val="en_US" w:bidi="en_US"/>
+        </w:rPr>
+      </w:r>
+    </w:p>
+    <w:p>
+      <w:pPr/>
+      <w:r>
+        <w:rPr>
+          <w:lang w:val="en_US" w:bidi="en_US"/>
+        </w:rPr>
+      </w:r>
     </w:p>
     <w:p>
       <w:pPr>
         <w:pStyle w:val="Heading2"/>
       </w:pPr>
       <w:r>
+        <w:rPr>
+          <w:lang w:val="en_US" w:bidi="en_US"/>
+        </w:rPr>
         <w:t>Jude 1:18</w:t>
       </w:r>
-      <w:r/>
-    </w:p>
-    <w:p>
-      <w:r/>
+      <w:r>
+        <w:rPr>
+          <w:lang w:val="en_US" w:bidi="en_US"/>
+        </w:rPr>
+      </w:r>
+    </w:p>
+    <w:p>
+      <w:pPr/>
+      <w:r>
+        <w:rPr>
+          <w:lang w:val="en_US" w:bidi="en_US"/>
+        </w:rPr>
+      </w:r>
       <w:r>
         <w:rPr>
           <w:i/>
+          <w:lang w:val="en_US" w:bidi="en_US"/>
         </w:rPr>
         <w:t>In the last times</w:t>
       </w:r>
       <w:r>
+        <w:rPr>
+          <w:lang w:val="en_US" w:bidi="en_US"/>
+        </w:rPr>
         <w:t>: Jesus coming as the Messiah (God's chosen one) started the final part of God's plan. This is when Old Testament prophecies about the last days began to happen. Because of this, Jude uses the apostles' prophecy about the last times to address the current crisis caused by false teachers (</w:t>
       </w:r>
       <w:hyperlink r:id="rId53">
         <w:r>
+          <w:rPr>
+            <w:lang w:val="en_US" w:bidi="en_US"/>
+          </w:rPr>
           <w:rPr>
             <w:color w:val="0000EE"/>
             <w:u w:val="single"/>
@@ -1276,36 +2255,71 @@
         </w:r>
       </w:hyperlink>
       <w:r>
+        <w:rPr>
+          <w:lang w:val="en_US" w:bidi="en_US"/>
+        </w:rPr>
         <w:t>).</w:t>
       </w:r>
-      <w:r/>
-      <w:r/>
-    </w:p>
-    <w:p>
-      <w:r/>
+      <w:r>
+        <w:rPr>
+          <w:lang w:val="en_US" w:bidi="en_US"/>
+        </w:rPr>
+      </w:r>
+      <w:r>
+        <w:rPr>
+          <w:lang w:val="en_US" w:bidi="en_US"/>
+        </w:rPr>
+      </w:r>
+    </w:p>
+    <w:p>
+      <w:pPr/>
+      <w:r>
+        <w:rPr>
+          <w:lang w:val="en_US" w:bidi="en_US"/>
+        </w:rPr>
+      </w:r>
     </w:p>
     <w:p>
       <w:pPr>
         <w:pStyle w:val="Heading2"/>
       </w:pPr>
       <w:r>
+        <w:rPr>
+          <w:lang w:val="en_US" w:bidi="en_US"/>
+        </w:rPr>
         <w:t>Jude 1:20</w:t>
       </w:r>
-      <w:r/>
-    </w:p>
-    <w:p>
-      <w:r/>
+      <w:r>
+        <w:rPr>
+          <w:lang w:val="en_US" w:bidi="en_US"/>
+        </w:rPr>
+      </w:r>
+    </w:p>
+    <w:p>
+      <w:pPr/>
+      <w:r>
+        <w:rPr>
+          <w:lang w:val="en_US" w:bidi="en_US"/>
+        </w:rPr>
+      </w:r>
       <w:r>
         <w:rPr>
           <w:i/>
+          <w:lang w:val="en_US" w:bidi="en_US"/>
         </w:rPr>
         <w:t>your most holy faith</w:t>
       </w:r>
       <w:r>
+        <w:rPr>
+          <w:lang w:val="en_US" w:bidi="en_US"/>
+        </w:rPr>
         <w:t xml:space="preserve">: As in </w:t>
       </w:r>
       <w:hyperlink r:id="rId54">
         <w:r>
+          <w:rPr>
+            <w:lang w:val="en_US" w:bidi="en_US"/>
+          </w:rPr>
           <w:rPr>
             <w:color w:val="0000EE"/>
             <w:u w:val="single"/>
@@ -1314,62 +2328,148 @@
         </w:r>
       </w:hyperlink>
       <w:r>
+        <w:rPr>
+          <w:lang w:val="en_US" w:bidi="en_US"/>
+        </w:rPr>
         <w:t xml:space="preserve">, </w:t>
       </w:r>
       <w:r>
         <w:rPr>
           <w:i/>
+          <w:lang w:val="en_US" w:bidi="en_US"/>
         </w:rPr>
         <w:t>faith</w:t>
       </w:r>
       <w:r>
+        <w:rPr>
+          <w:lang w:val="en_US" w:bidi="en_US"/>
+        </w:rPr>
         <w:t xml:space="preserve"> means the basic teachings that Christians believe. These teachings include both what Christians should believe about God and how they should live. False teachers threaten these beliefs, so believers must commit to them.</w:t>
       </w:r>
-      <w:r/>
-      <w:r/>
-    </w:p>
-    <w:p>
-      <w:r/>
+      <w:r>
+        <w:rPr>
+          <w:lang w:val="en_US" w:bidi="en_US"/>
+        </w:rPr>
+      </w:r>
+      <w:r>
+        <w:rPr>
+          <w:lang w:val="en_US" w:bidi="en_US"/>
+        </w:rPr>
+      </w:r>
+    </w:p>
+    <w:p>
+      <w:pPr/>
+      <w:r>
+        <w:rPr>
+          <w:lang w:val="en_US" w:bidi="en_US"/>
+        </w:rPr>
+      </w:r>
     </w:p>
     <w:p>
       <w:pPr>
         <w:pStyle w:val="Heading2"/>
       </w:pPr>
       <w:r>
+        <w:rPr>
+          <w:lang w:val="en_US" w:bidi="en_US"/>
+        </w:rPr>
         <w:t>Jude 1:22</w:t>
       </w:r>
-      <w:r/>
-    </w:p>
-    <w:p>
-      <w:r/>
+      <w:r>
+        <w:rPr>
+          <w:lang w:val="en_US" w:bidi="en_US"/>
+        </w:rPr>
+      </w:r>
+    </w:p>
+    <w:p>
+      <w:pPr/>
+      <w:r>
+        <w:rPr>
+          <w:lang w:val="en_US" w:bidi="en_US"/>
+        </w:rPr>
+      </w:r>
       <w:r>
         <w:rPr>
           <w:i/>
+          <w:lang w:val="en_US" w:bidi="en_US"/>
         </w:rPr>
         <w:t>those who doubt</w:t>
       </w:r>
       <w:r>
+        <w:rPr>
+          <w:lang w:val="en_US" w:bidi="en_US"/>
+        </w:rPr>
         <w:t>: Some believers were starting to doubt their faith because of what the false teachers were saying.</w:t>
       </w:r>
-      <w:r/>
-      <w:r/>
-    </w:p>
-    <w:p>
-      <w:r/>
+      <w:r>
+        <w:rPr>
+          <w:lang w:val="en_US" w:bidi="en_US"/>
+        </w:rPr>
+      </w:r>
+      <w:r>
+        <w:rPr>
+          <w:lang w:val="en_US" w:bidi="en_US"/>
+        </w:rPr>
+      </w:r>
+    </w:p>
+    <w:p>
+      <w:pPr/>
+      <w:r>
+        <w:rPr>
+          <w:lang w:val="en_US" w:bidi="en_US"/>
+        </w:rPr>
+      </w:r>
     </w:p>
     <w:p>
       <w:pPr>
         <w:pStyle w:val="Heading2"/>
       </w:pPr>
       <w:r>
+        <w:rPr>
+          <w:lang w:val="en_US" w:bidi="en_US"/>
+        </w:rPr>
         <w:t>Jude 1:22–23</w:t>
       </w:r>
-      <w:r/>
-    </w:p>
-    <w:p>
-      <w:r/>
-      <w:r>
+      <w:r>
+        <w:rPr>
+          <w:lang w:val="en_US" w:bidi="en_US"/>
+        </w:rPr>
+      </w:r>
+    </w:p>
+    <w:p>
+      <w:pPr/>
+      <w:r>
+        <w:rPr>
+          <w:lang w:val="en_US" w:bidi="en_US"/>
+        </w:rPr>
+      </w:r>
+      <w:r>
+        <w:rPr>
+          <w:lang w:val="en_US" w:bidi="en_US"/>
+        </w:rPr>
         <w:t xml:space="preserve">The Berean Standard Bible follows a manuscript tradition with three commands for different groups: </w:t>
+      </w:r>
+    </w:p>
+    <w:p>
+      <w:pPr>
+        <w:pStyle w:val="ListNumber"/>
+        <w:numPr>
+          <w:ilvl w:val="0"/>
+          <w:numId w:val="14"/>
+        </w:numPr>
+        <w:spacing w:line="240" w:lineRule="auto"/>
+        <w:ind w:left="720"/>
+      </w:pPr>
+      <w:r>
+        <w:rPr>
+          <w:lang w:val="en_US" w:bidi="en_US"/>
+        </w:rPr>
+      </w:r>
+      <w:r>
+        <w:rPr>
+          <w:lang w:val="en_US" w:bidi="en_US"/>
+        </w:rPr>
+        <w:t xml:space="preserve">those who doubt, </w:t>
       </w:r>
     </w:p>
     <w:p>
@@ -1378,9 +2478,16 @@
         <w:spacing w:line="240" w:lineRule="auto"/>
         <w:ind w:left="720"/>
       </w:pPr>
-      <w:r/>
-      <w:r>
-        <w:t xml:space="preserve">those who doubt, </w:t>
+      <w:r>
+        <w:rPr>
+          <w:lang w:val="en_US" w:bidi="en_US"/>
+        </w:rPr>
+      </w:r>
+      <w:r>
+        <w:rPr>
+          <w:lang w:val="en_US" w:bidi="en_US"/>
+        </w:rPr>
+        <w:t xml:space="preserve">those needing rescue from judgment ("by snatching them from the fire"), and </w:t>
       </w:r>
     </w:p>
     <w:p>
@@ -1389,9 +2496,52 @@
         <w:spacing w:line="240" w:lineRule="auto"/>
         <w:ind w:left="720"/>
       </w:pPr>
-      <w:r/>
-      <w:r>
-        <w:t xml:space="preserve">those needing rescue from judgment ("by snatching them from the fire"), and </w:t>
+      <w:r>
+        <w:rPr>
+          <w:lang w:val="en_US" w:bidi="en_US"/>
+        </w:rPr>
+      </w:r>
+      <w:r>
+        <w:rPr>
+          <w:lang w:val="en_US" w:bidi="en_US"/>
+        </w:rPr>
+        <w:t xml:space="preserve">those needing mercy. </w:t>
+      </w:r>
+    </w:p>
+    <w:p>
+      <w:pPr/>
+      <w:r>
+        <w:rPr>
+          <w:lang w:val="en_US" w:bidi="en_US"/>
+        </w:rPr>
+      </w:r>
+      <w:r>
+        <w:rPr>
+          <w:lang w:val="en_US" w:bidi="en_US"/>
+        </w:rPr>
+        <w:t xml:space="preserve">Some manuscripts mention only two groups: </w:t>
+      </w:r>
+    </w:p>
+    <w:p>
+      <w:pPr>
+        <w:pStyle w:val="ListNumber"/>
+        <w:numPr>
+          <w:ilvl w:val="0"/>
+          <w:numId w:val="15"/>
+        </w:numPr>
+        <w:spacing w:line="240" w:lineRule="auto"/>
+        <w:ind w:left="720"/>
+      </w:pPr>
+      <w:r>
+        <w:rPr>
+          <w:lang w:val="en_US" w:bidi="en_US"/>
+        </w:rPr>
+      </w:r>
+      <w:r>
+        <w:rPr>
+          <w:lang w:val="en_US" w:bidi="en_US"/>
+        </w:rPr>
+        <w:t xml:space="preserve">those with wavering faith who need rescue from judgment, and </w:t>
       </w:r>
     </w:p>
     <w:p>
@@ -1400,46 +2550,36 @@
         <w:spacing w:line="240" w:lineRule="auto"/>
         <w:ind w:left="720"/>
       </w:pPr>
-      <w:r/>
-      <w:r>
+      <w:r>
+        <w:rPr>
+          <w:lang w:val="en_US" w:bidi="en_US"/>
+        </w:rPr>
+      </w:r>
+      <w:r>
+        <w:rPr>
+          <w:lang w:val="en_US" w:bidi="en_US"/>
+        </w:rPr>
         <w:t xml:space="preserve">those needing mercy. </w:t>
       </w:r>
     </w:p>
     <w:p>
-      <w:r/>
-      <w:r>
-        <w:t xml:space="preserve">Some manuscripts mention only two groups: </w:t>
-      </w:r>
-    </w:p>
-    <w:p>
-      <w:pPr>
-        <w:pStyle w:val="ListNumber"/>
-        <w:spacing w:line="240" w:lineRule="auto"/>
-        <w:ind w:left="720"/>
-      </w:pPr>
-      <w:r/>
-      <w:r>
-        <w:t xml:space="preserve">those with wavering faith who need rescue from judgment, and </w:t>
-      </w:r>
-    </w:p>
-    <w:p>
-      <w:pPr>
-        <w:pStyle w:val="ListNumber"/>
-        <w:spacing w:line="240" w:lineRule="auto"/>
-        <w:ind w:left="720"/>
-      </w:pPr>
-      <w:r/>
-      <w:r>
-        <w:t xml:space="preserve">those needing mercy. </w:t>
-      </w:r>
-    </w:p>
-    <w:p>
-      <w:r/>
-      <w:r>
+      <w:pPr/>
+      <w:r>
+        <w:rPr>
+          <w:lang w:val="en_US" w:bidi="en_US"/>
+        </w:rPr>
+      </w:r>
+      <w:r>
+        <w:rPr>
+          <w:lang w:val="en_US" w:bidi="en_US"/>
+        </w:rPr>
         <w:t>The Berean Standard Bible uses the three-part pattern found in other parts of Jude (</w:t>
       </w:r>
       <w:hyperlink r:id="rId55">
         <w:r>
+          <w:rPr>
+            <w:lang w:val="en_US" w:bidi="en_US"/>
+          </w:rPr>
           <w:rPr>
             <w:color w:val="0000EE"/>
             <w:u w:val="single"/>
@@ -1448,10 +2588,16 @@
         </w:r>
       </w:hyperlink>
       <w:r>
+        <w:rPr>
+          <w:lang w:val="en_US" w:bidi="en_US"/>
+        </w:rPr>
         <w:t xml:space="preserve">, </w:t>
       </w:r>
       <w:hyperlink r:id="rId56">
         <w:r>
+          <w:rPr>
+            <w:lang w:val="en_US" w:bidi="en_US"/>
+          </w:rPr>
           <w:rPr>
             <w:color w:val="0000EE"/>
             <w:u w:val="single"/>
@@ -1460,22 +2606,45 @@
         </w:r>
       </w:hyperlink>
       <w:r>
+        <w:rPr>
+          <w:lang w:val="en_US" w:bidi="en_US"/>
+        </w:rPr>
         <w:t>).</w:t>
       </w:r>
-      <w:r/>
-      <w:r/>
-    </w:p>
-    <w:p>
-      <w:r/>
+      <w:r>
+        <w:rPr>
+          <w:lang w:val="en_US" w:bidi="en_US"/>
+        </w:rPr>
+      </w:r>
+      <w:r>
+        <w:rPr>
+          <w:lang w:val="en_US" w:bidi="en_US"/>
+        </w:rPr>
+      </w:r>
+    </w:p>
+    <w:p>
+      <w:pPr/>
+      <w:r>
+        <w:rPr>
+          <w:lang w:val="en_US" w:bidi="en_US"/>
+        </w:rPr>
+      </w:r>
     </w:p>
     <w:p>
       <w:pPr>
         <w:pStyle w:val="Heading2"/>
       </w:pPr>
       <w:r>
+        <w:rPr>
+          <w:lang w:val="en_US" w:bidi="en_US"/>
+        </w:rPr>
         <w:t>Jude 1:23</w:t>
       </w:r>
-      <w:r/>
+      <w:r>
+        <w:rPr>
+          <w:lang w:val="en_US" w:bidi="en_US"/>
+        </w:rPr>
+      </w:r>
     </w:p>
     <w:p>
       <w:pPr>
@@ -1483,14 +2652,22 @@
         <w:spacing w:line="240" w:lineRule="auto"/>
         <w:ind w:left="720"/>
       </w:pPr>
-      <w:r/>
+      <w:r>
+        <w:rPr>
+          <w:lang w:val="en_US" w:bidi="en_US"/>
+        </w:rPr>
+      </w:r>
       <w:r>
         <w:rPr>
           <w:i/>
+          <w:lang w:val="en_US" w:bidi="en_US"/>
         </w:rPr>
         <w:t>save others</w:t>
       </w:r>
       <w:r>
+        <w:rPr>
+          <w:lang w:val="en_US" w:bidi="en_US"/>
+        </w:rPr>
         <w:t xml:space="preserve">: Some believers were so influenced by the false teachers that they were in immediate danger of being condemned. </w:t>
       </w:r>
     </w:p>
@@ -1500,18 +2677,29 @@
         <w:spacing w:line="240" w:lineRule="auto"/>
         <w:ind w:left="720"/>
       </w:pPr>
-      <w:r/>
+      <w:r>
+        <w:rPr>
+          <w:lang w:val="en_US" w:bidi="en_US"/>
+        </w:rPr>
+      </w:r>
       <w:r>
         <w:rPr>
           <w:i/>
+          <w:lang w:val="en_US" w:bidi="en_US"/>
         </w:rPr>
         <w:t>to still others show mercy</w:t>
       </w:r>
       <w:r>
+        <w:rPr>
+          <w:lang w:val="en_US" w:bidi="en_US"/>
+        </w:rPr>
         <w:t xml:space="preserve">: This group likely includes the false teachers themselves or those who followed their teachings. Showing mercy might involve praying for them (see </w:t>
       </w:r>
       <w:hyperlink r:id="rId57">
         <w:r>
+          <w:rPr>
+            <w:lang w:val="en_US" w:bidi="en_US"/>
+          </w:rPr>
           <w:rPr>
             <w:color w:val="0000EE"/>
             <w:u w:val="single"/>
@@ -1520,6 +2708,9 @@
         </w:r>
       </w:hyperlink>
       <w:r>
+        <w:rPr>
+          <w:lang w:val="en_US" w:bidi="en_US"/>
+        </w:rPr>
         <w:t xml:space="preserve">). </w:t>
       </w:r>
     </w:p>
@@ -1529,12 +2720,22 @@
         <w:spacing w:line="240" w:lineRule="auto"/>
         <w:ind w:left="720"/>
       </w:pPr>
-      <w:r/>
-      <w:r>
+      <w:r>
+        <w:rPr>
+          <w:lang w:val="en_US" w:bidi="en_US"/>
+        </w:rPr>
+      </w:r>
+      <w:r>
+        <w:rPr>
+          <w:lang w:val="en_US" w:bidi="en_US"/>
+        </w:rPr>
         <w:t xml:space="preserve">Believers must be very careful when showing mercy to false teachers and those who have adopted their sinful ways, as their sins can be tempting. See </w:t>
       </w:r>
       <w:hyperlink r:id="rId58">
         <w:r>
+          <w:rPr>
+            <w:lang w:val="en_US" w:bidi="en_US"/>
+          </w:rPr>
           <w:rPr>
             <w:color w:val="0000EE"/>
             <w:u w:val="single"/>
@@ -1543,10 +2744,16 @@
         </w:r>
       </w:hyperlink>
       <w:r>
+        <w:rPr>
+          <w:lang w:val="en_US" w:bidi="en_US"/>
+        </w:rPr>
         <w:t xml:space="preserve">; </w:t>
       </w:r>
       <w:hyperlink r:id="rId59">
         <w:r>
+          <w:rPr>
+            <w:lang w:val="en_US" w:bidi="en_US"/>
+          </w:rPr>
           <w:rPr>
             <w:color w:val="0000EE"/>
             <w:u w:val="single"/>
@@ -1555,30 +2762,69 @@
         </w:r>
       </w:hyperlink>
       <w:r>
+        <w:rPr>
+          <w:lang w:val="en_US" w:bidi="en_US"/>
+        </w:rPr>
         <w:t>.</w:t>
       </w:r>
-      <w:r/>
-      <w:r/>
-    </w:p>
-    <w:p>
-      <w:r/>
+      <w:r>
+        <w:rPr>
+          <w:lang w:val="en_US" w:bidi="en_US"/>
+        </w:rPr>
+      </w:r>
+      <w:r>
+        <w:rPr>
+          <w:lang w:val="en_US" w:bidi="en_US"/>
+        </w:rPr>
+      </w:r>
+    </w:p>
+    <w:p>
+      <w:pPr/>
+      <w:r>
+        <w:rPr>
+          <w:lang w:val="en_US" w:bidi="en_US"/>
+        </w:rPr>
+      </w:r>
     </w:p>
     <w:p>
       <w:pPr>
         <w:pStyle w:val="Heading2"/>
       </w:pPr>
       <w:r>
+        <w:rPr>
+          <w:lang w:val="en_US" w:bidi="en_US"/>
+        </w:rPr>
         <w:t>Jude 1:24–25</w:t>
       </w:r>
-      <w:r/>
-    </w:p>
-    <w:p>
-      <w:r/>
-      <w:r>
+      <w:r>
+        <w:rPr>
+          <w:lang w:val="en_US" w:bidi="en_US"/>
+        </w:rPr>
+      </w:r>
+    </w:p>
+    <w:p>
+      <w:pPr/>
+      <w:r>
+        <w:rPr>
+          <w:lang w:val="en_US" w:bidi="en_US"/>
+        </w:rPr>
+      </w:r>
+      <w:r>
+        <w:rPr>
+          <w:lang w:val="en_US" w:bidi="en_US"/>
+        </w:rPr>
         <w:t>Jude ends his letter with a powerful praise to God, often quoted during times of worship. His words are perfect for the people who received his letter. They needed a renewed understanding of God. The believers needed to remember that God was powerful enough to help them stay faithful to him. They also needed to trust that God could protect them from being convinced by false teachings. God has the glory, majesty, power, and authority to bring them safely into his glorious presence forever.</w:t>
       </w:r>
-      <w:r/>
-      <w:r/>
+      <w:r>
+        <w:rPr>
+          <w:lang w:val="en_US" w:bidi="en_US"/>
+        </w:rPr>
+      </w:r>
+      <w:r>
+        <w:rPr>
+          <w:lang w:val="en_US" w:bidi="en_US"/>
+        </w:rPr>
+      </w:r>
     </w:p>
     <w:sectPr>
       <w:footnotePr>
@@ -3470,6 +4716,18 @@
   <w:num w:numId="13" w16cid:durableId="592781308">
     <w:abstractNumId w:val="11"/>
   </w:num>
+  <w:num w:numId="14">
+    <w:abstractNumId w:val="3"/>
+    <w:lvlOverride w:ilvl="0">
+      <w:startOverride w:val="1"/>
+    </w:lvlOverride>
+  </w:num>
+  <w:num w:numId="15">
+    <w:abstractNumId w:val="3"/>
+    <w:lvlOverride w:ilvl="0">
+      <w:startOverride w:val="1"/>
+    </w:lvlOverride>
+  </w:num>
   <w:numIdMacAtCleanup w:val="10"/>
 </w:numbering>
 </file>
@@ -3480,7 +4738,7 @@
     <w:rPrDefault>
       <w:rPr>
         <w:rFonts w:ascii="Times New Roman" w:eastAsia="Times New Roman" w:hAnsi="Times New Roman" w:cs="Times New Roman"/>
-        <w:lang w:val="en-US" w:eastAsia="en-US" w:bidi="ar-SA"/>
+        <w:lang w:val="en_US" w:eastAsia="en-US" w:bidi="ar-SA"/>
       </w:rPr>
     </w:rPrDefault>
     <w:pPrDefault/>

--- a/eng/docx/65.content.docx
+++ b/eng/docx/65.content.docx
@@ -166,13 +166,6 @@
       </w:r>
       <w:r>
         <w:rPr>
-          <w:i/>
-          <w:lang w:val="en_US" w:bidi="en_US"/>
-        </w:rPr>
-        <w:t>Jude 1:1, Jude 1:1–2, Jude 1:3, Jude 1:3–4, Jude 1:4, Jude 1:5, Jude 1:5–16, Jude 1:6, Jude 1:7, Jude 1:8, Jude 1:9, Jude 1:11, Jude 1:12, Jude 1:13, Jude 1:14–15, Jude 1:17, Jude 1:17–23, Jude 1:18, Jude 1:20, Jude 1:22, Jude 1:22–23, Jude 1:23, Jude 1:24–25</w:t>
-      </w:r>
-      <w:r>
-        <w:rPr>
           <w:lang w:val="en_US" w:bidi="en_US"/>
         </w:rPr>
       </w:r>
@@ -1533,7 +1526,7 @@
         <w:rPr>
           <w:lang w:val="en_US" w:bidi="en_US"/>
         </w:rPr>
-        <w:t xml:space="preserve">). The story of him fighting the devil about Moses' body is not in the Old Testament but is found in Jewish tradition (see </w:t>
+        <w:t xml:space="preserve">). The story of him fighting the devil about the body of Moses is not in the Old Testament but is found in Jewish tradition (see </w:t>
       </w:r>
       <w:r>
         <w:rPr>

--- a/eng/docx/65.content.docx
+++ b/eng/docx/65.content.docx
@@ -150,19 +150,6 @@
           <w:lang w:val="en_US" w:bidi="en_US"/>
         </w:rPr>
         <w:t>JUD</w:t>
-      </w:r>
-      <w:r>
-        <w:rPr>
-          <w:lang w:val="en_US" w:bidi="en_US"/>
-        </w:rPr>
-      </w:r>
-    </w:p>
-    <w:p>
-      <w:pPr/>
-      <w:r>
-        <w:rPr>
-          <w:lang w:val="en_US" w:bidi="en_US"/>
-        </w:rPr>
       </w:r>
       <w:r>
         <w:rPr>

--- a/eng/docx/65.content.docx
+++ b/eng/docx/65.content.docx
@@ -19,7 +19,7 @@
         <w:rPr>
           <w:lang w:val="en_US" w:bidi="en_US"/>
         </w:rPr>
-        <w:t>Resource: Study Notes (Tyndale)</w:t>
+        <w:t>Resource: Tyndale Open Study Notes</w:t>
       </w:r>
       <w:r>
         <w:rPr>
@@ -112,7 +112,7 @@
         <w:rPr>
           <w:lang w:val="en_US" w:bidi="en_US"/>
         </w:rPr>
-        <w:t>Study Notes (Tyndale)</w:t>
+        <w:t>Tyndale Open Study Notes</w:t>
       </w:r>
     </w:p>
     <w:p>

--- a/eng/docx/65.content.docx
+++ b/eng/docx/65.content.docx
@@ -19,7 +19,7 @@
         <w:rPr>
           <w:lang w:val="en_US" w:bidi="en_US"/>
         </w:rPr>
-        <w:t>Resource: Tyndale Open Study Notes</w:t>
+        <w:t>Resource: Aquifer Open Study Notes</w:t>
       </w:r>
       <w:r>
         <w:rPr>
@@ -112,7 +112,7 @@
         <w:rPr>
           <w:lang w:val="en_US" w:bidi="en_US"/>
         </w:rPr>
-        <w:t>Tyndale Open Study Notes</w:t>
+        <w:t>Aquifer Open Study Notes</w:t>
       </w:r>
     </w:p>
     <w:p>

--- a/eng/docx/65.content.docx
+++ b/eng/docx/65.content.docx
@@ -313,54 +313,36 @@
         </w:rPr>
         <w:t xml:space="preserve"> of God (see </w:t>
       </w:r>
-      <w:hyperlink r:id="rId13">
-        <w:r>
-          <w:rPr>
-            <w:lang w:val="en_US" w:bidi="en_US"/>
-          </w:rPr>
-          <w:rPr>
-            <w:color w:val="0000EE"/>
-            <w:u w:val="single"/>
-          </w:rPr>
-          <w:t>Joshua 14:7</w:t>
-        </w:r>
-      </w:hyperlink>
+      <w:r>
+        <w:rPr>
+          <w:lang w:val="en_US" w:bidi="en_US"/>
+        </w:rPr>
+        <w:t>Joshua 14:7</w:t>
+      </w:r>
       <w:r>
         <w:rPr>
           <w:lang w:val="en_US" w:bidi="en_US"/>
         </w:rPr>
         <w:t xml:space="preserve">; </w:t>
       </w:r>
-      <w:hyperlink r:id="rId14">
-        <w:r>
-          <w:rPr>
-            <w:lang w:val="en_US" w:bidi="en_US"/>
-          </w:rPr>
-          <w:rPr>
-            <w:color w:val="0000EE"/>
-            <w:u w:val="single"/>
-          </w:rPr>
-          <w:t>2 Kings 18:12</w:t>
-        </w:r>
-      </w:hyperlink>
+      <w:r>
+        <w:rPr>
+          <w:lang w:val="en_US" w:bidi="en_US"/>
+        </w:rPr>
+        <w:t>2 Kings 18:12</w:t>
+      </w:r>
       <w:r>
         <w:rPr>
           <w:lang w:val="en_US" w:bidi="en_US"/>
         </w:rPr>
         <w:t xml:space="preserve">; </w:t>
       </w:r>
-      <w:hyperlink r:id="rId15">
-        <w:r>
-          <w:rPr>
-            <w:lang w:val="en_US" w:bidi="en_US"/>
-          </w:rPr>
-          <w:rPr>
-            <w:color w:val="0000EE"/>
-            <w:u w:val="single"/>
-          </w:rPr>
-          <w:t>Ezekiel 34:23</w:t>
-        </w:r>
-      </w:hyperlink>
+      <w:r>
+        <w:rPr>
+          <w:lang w:val="en_US" w:bidi="en_US"/>
+        </w:rPr>
+        <w:t>Ezekiel 34:23</w:t>
+      </w:r>
       <w:r>
         <w:rPr>
           <w:lang w:val="en_US" w:bidi="en_US"/>
@@ -469,36 +451,24 @@
         </w:rPr>
         <w:t xml:space="preserve">: This phrase emphasizes an important point (see also </w:t>
       </w:r>
-      <w:hyperlink r:id="rId16">
-        <w:r>
-          <w:rPr>
-            <w:lang w:val="en_US" w:bidi="en_US"/>
-          </w:rPr>
-          <w:rPr>
-            <w:color w:val="0000EE"/>
-            <w:u w:val="single"/>
-          </w:rPr>
-          <w:t>1:21</w:t>
-        </w:r>
-      </w:hyperlink>
+      <w:r>
+        <w:rPr>
+          <w:lang w:val="en_US" w:bidi="en_US"/>
+        </w:rPr>
+        <w:t>1:21</w:t>
+      </w:r>
       <w:r>
         <w:rPr>
           <w:lang w:val="en_US" w:bidi="en_US"/>
         </w:rPr>
         <w:t xml:space="preserve">, </w:t>
       </w:r>
-      <w:hyperlink r:id="rId17">
-        <w:r>
-          <w:rPr>
-            <w:lang w:val="en_US" w:bidi="en_US"/>
-          </w:rPr>
-          <w:rPr>
-            <w:color w:val="0000EE"/>
-            <w:u w:val="single"/>
-          </w:rPr>
-          <w:t>24</w:t>
-        </w:r>
-      </w:hyperlink>
+      <w:r>
+        <w:rPr>
+          <w:lang w:val="en_US" w:bidi="en_US"/>
+        </w:rPr>
+        <w:t>24</w:t>
+      </w:r>
       <w:r>
         <w:rPr>
           <w:lang w:val="en_US" w:bidi="en_US"/>
@@ -601,54 +571,36 @@
         </w:rPr>
         <w:t xml:space="preserve">Instead of the usual thanksgiving that usually occurs at this point in New Testament letters, Jude explains his main purpose (see </w:t>
       </w:r>
-      <w:hyperlink r:id="rId18">
-        <w:r>
-          <w:rPr>
-            <w:lang w:val="en_US" w:bidi="en_US"/>
-          </w:rPr>
-          <w:rPr>
-            <w:color w:val="0000EE"/>
-            <w:u w:val="single"/>
-          </w:rPr>
-          <w:t>Romans 1:8–14</w:t>
-        </w:r>
-      </w:hyperlink>
+      <w:r>
+        <w:rPr>
+          <w:lang w:val="en_US" w:bidi="en_US"/>
+        </w:rPr>
+        <w:t>Romans 1:8–14</w:t>
+      </w:r>
       <w:r>
         <w:rPr>
           <w:lang w:val="en_US" w:bidi="en_US"/>
         </w:rPr>
         <w:t xml:space="preserve">; </w:t>
       </w:r>
-      <w:hyperlink r:id="rId19">
-        <w:r>
-          <w:rPr>
-            <w:lang w:val="en_US" w:bidi="en_US"/>
-          </w:rPr>
-          <w:rPr>
-            <w:color w:val="0000EE"/>
-            <w:u w:val="single"/>
-          </w:rPr>
-          <w:t>1 Corinthians 1:4–9</w:t>
-        </w:r>
-      </w:hyperlink>
+      <w:r>
+        <w:rPr>
+          <w:lang w:val="en_US" w:bidi="en_US"/>
+        </w:rPr>
+        <w:t>1 Corinthians 1:4–9</w:t>
+      </w:r>
       <w:r>
         <w:rPr>
           <w:lang w:val="en_US" w:bidi="en_US"/>
         </w:rPr>
         <w:t xml:space="preserve">). False teaching was a serious threat to the faith of the people he was writing to (see </w:t>
       </w:r>
-      <w:hyperlink r:id="rId20">
-        <w:r>
-          <w:rPr>
-            <w:lang w:val="en_US" w:bidi="en_US"/>
-          </w:rPr>
-          <w:rPr>
-            <w:color w:val="0000EE"/>
-            <w:u w:val="single"/>
-          </w:rPr>
-          <w:t>Jude 1:22–23</w:t>
-        </w:r>
-      </w:hyperlink>
+      <w:r>
+        <w:rPr>
+          <w:lang w:val="en_US" w:bidi="en_US"/>
+        </w:rPr>
+        <w:t>Jude 1:22–23</w:t>
+      </w:r>
       <w:r>
         <w:rPr>
           <w:lang w:val="en_US" w:bidi="en_US"/>
@@ -703,18 +655,12 @@
         </w:rPr>
         <w:t xml:space="preserve">It is tempting to misuse God's wonderful grace by saying it lets us do wrong things (see </w:t>
       </w:r>
-      <w:hyperlink r:id="rId21">
-        <w:r>
-          <w:rPr>
-            <w:lang w:val="en_US" w:bidi="en_US"/>
-          </w:rPr>
-          <w:rPr>
-            <w:color w:val="0000EE"/>
-            <w:u w:val="single"/>
-          </w:rPr>
-          <w:t>Romans 6</w:t>
-        </w:r>
-      </w:hyperlink>
+      <w:r>
+        <w:rPr>
+          <w:lang w:val="en_US" w:bidi="en_US"/>
+        </w:rPr>
+        <w:t>Romans 6</w:t>
+      </w:r>
       <w:r>
         <w:rPr>
           <w:lang w:val="en_US" w:bidi="en_US"/>
@@ -773,18 +719,12 @@
         </w:rPr>
         <w:t xml:space="preserve">Jesus existed before his birth and saved the people of Israel from Egypt. Later, he punished those who were unfaithful (compare </w:t>
       </w:r>
-      <w:hyperlink r:id="rId22">
-        <w:r>
-          <w:rPr>
-            <w:lang w:val="en_US" w:bidi="en_US"/>
-          </w:rPr>
-          <w:rPr>
-            <w:color w:val="0000EE"/>
-            <w:u w:val="single"/>
-          </w:rPr>
-          <w:t>1 Corinthians 10:4</w:t>
-        </w:r>
-      </w:hyperlink>
+      <w:r>
+        <w:rPr>
+          <w:lang w:val="en_US" w:bidi="en_US"/>
+        </w:rPr>
+        <w:t>1 Corinthians 10:4</w:t>
+      </w:r>
       <w:r>
         <w:rPr>
           <w:lang w:val="en_US" w:bidi="en_US"/>
@@ -816,18 +756,12 @@
         </w:rPr>
         <w:t xml:space="preserve"> Most people did not trust God to keep them safe. Because they did not believe, God made that generation (except Joshua and Caleb) wander in the wilderness until they died (see </w:t>
       </w:r>
-      <w:hyperlink r:id="rId23">
-        <w:r>
-          <w:rPr>
-            <w:lang w:val="en_US" w:bidi="en_US"/>
-          </w:rPr>
-          <w:rPr>
-            <w:color w:val="0000EE"/>
-            <w:u w:val="single"/>
-          </w:rPr>
-          <w:t>Numbers 14</w:t>
-        </w:r>
-      </w:hyperlink>
+      <w:r>
+        <w:rPr>
+          <w:lang w:val="en_US" w:bidi="en_US"/>
+        </w:rPr>
+        <w:t>Numbers 14</w:t>
+      </w:r>
       <w:r>
         <w:rPr>
           <w:lang w:val="en_US" w:bidi="en_US"/>
@@ -894,18 +828,12 @@
         </w:rPr>
         <w:t xml:space="preserve">" in </w:t>
       </w:r>
-      <w:hyperlink r:id="rId24">
-        <w:r>
-          <w:rPr>
-            <w:lang w:val="en_US" w:bidi="en_US"/>
-          </w:rPr>
-          <w:rPr>
-            <w:color w:val="0000EE"/>
-            <w:u w:val="single"/>
-          </w:rPr>
-          <w:t>1:4</w:t>
-        </w:r>
-      </w:hyperlink>
+      <w:r>
+        <w:rPr>
+          <w:lang w:val="en_US" w:bidi="en_US"/>
+        </w:rPr>
+        <w:t>1:4</w:t>
+      </w:r>
       <w:r>
         <w:rPr>
           <w:lang w:val="en_US" w:bidi="en_US"/>
@@ -984,36 +912,24 @@
         </w:rPr>
         <w:t xml:space="preserve">). Jude was probably referring to </w:t>
       </w:r>
-      <w:hyperlink r:id="rId25">
-        <w:r>
-          <w:rPr>
-            <w:lang w:val="en_US" w:bidi="en_US"/>
-          </w:rPr>
-          <w:rPr>
-            <w:color w:val="0000EE"/>
-            <w:u w:val="single"/>
-          </w:rPr>
-          <w:t>Genesis 6:1–4</w:t>
-        </w:r>
-      </w:hyperlink>
+      <w:r>
+        <w:rPr>
+          <w:lang w:val="en_US" w:bidi="en_US"/>
+        </w:rPr>
+        <w:t>Genesis 6:1–4</w:t>
+      </w:r>
       <w:r>
         <w:rPr>
           <w:lang w:val="en_US" w:bidi="en_US"/>
         </w:rPr>
         <w:t xml:space="preserve">. Jewish tradition understood the “sons of God” in </w:t>
       </w:r>
-      <w:hyperlink r:id="rId26">
-        <w:r>
-          <w:rPr>
-            <w:lang w:val="en_US" w:bidi="en_US"/>
-          </w:rPr>
-          <w:rPr>
-            <w:color w:val="0000EE"/>
-            <w:u w:val="single"/>
-          </w:rPr>
-          <w:t>Genesis 6</w:t>
-        </w:r>
-      </w:hyperlink>
+      <w:r>
+        <w:rPr>
+          <w:lang w:val="en_US" w:bidi="en_US"/>
+        </w:rPr>
+        <w:t>Genesis 6</w:t>
+      </w:r>
       <w:r>
         <w:rPr>
           <w:lang w:val="en_US" w:bidi="en_US"/>
@@ -1057,18 +973,12 @@
         </w:rPr>
         <w:t xml:space="preserve">). Jude later (in </w:t>
       </w:r>
-      <w:hyperlink r:id="rId27">
-        <w:r>
-          <w:rPr>
-            <w:lang w:val="en_US" w:bidi="en_US"/>
-          </w:rPr>
-          <w:rPr>
-            <w:color w:val="0000EE"/>
-            <w:u w:val="single"/>
-          </w:rPr>
-          <w:t>verses 14–15</w:t>
-        </w:r>
-      </w:hyperlink>
+      <w:r>
+        <w:rPr>
+          <w:lang w:val="en_US" w:bidi="en_US"/>
+        </w:rPr>
+        <w:t>verses 14–15</w:t>
+      </w:r>
       <w:r>
         <w:rPr>
           <w:lang w:val="en_US" w:bidi="en_US"/>
@@ -1140,36 +1050,24 @@
         </w:rPr>
         <w:t xml:space="preserve">God's judgment on Sodom and Gomorrah became well-known (see </w:t>
       </w:r>
-      <w:hyperlink r:id="rId28">
-        <w:r>
-          <w:rPr>
-            <w:lang w:val="en_US" w:bidi="en_US"/>
-          </w:rPr>
-          <w:rPr>
-            <w:color w:val="0000EE"/>
-            <w:u w:val="single"/>
-          </w:rPr>
-          <w:t>Genesis 18:17–19:26</w:t>
-        </w:r>
-      </w:hyperlink>
+      <w:r>
+        <w:rPr>
+          <w:lang w:val="en_US" w:bidi="en_US"/>
+        </w:rPr>
+        <w:t>Genesis 18:17–19:26</w:t>
+      </w:r>
       <w:r>
         <w:rPr>
           <w:lang w:val="en_US" w:bidi="en_US"/>
         </w:rPr>
         <w:t xml:space="preserve">; </w:t>
       </w:r>
-      <w:hyperlink r:id="rId29">
-        <w:r>
-          <w:rPr>
-            <w:lang w:val="en_US" w:bidi="en_US"/>
-          </w:rPr>
-          <w:rPr>
-            <w:color w:val="0000EE"/>
-            <w:u w:val="single"/>
-          </w:rPr>
-          <w:t>Luke 17:26–29</w:t>
-        </w:r>
-      </w:hyperlink>
+      <w:r>
+        <w:rPr>
+          <w:lang w:val="en_US" w:bidi="en_US"/>
+        </w:rPr>
+        <w:t>Luke 17:26–29</w:t>
+      </w:r>
       <w:r>
         <w:rPr>
           <w:lang w:val="en_US" w:bidi="en_US"/>
@@ -1201,18 +1099,12 @@
         </w:rPr>
         <w:t xml:space="preserve">: </w:t>
       </w:r>
-      <w:hyperlink r:id="rId30">
-        <w:r>
-          <w:rPr>
-            <w:lang w:val="en_US" w:bidi="en_US"/>
-          </w:rPr>
-          <w:rPr>
-            <w:color w:val="0000EE"/>
-            <w:u w:val="single"/>
-          </w:rPr>
-          <w:t>Deuteronomy 29:23</w:t>
-        </w:r>
-      </w:hyperlink>
+      <w:r>
+        <w:rPr>
+          <w:lang w:val="en_US" w:bidi="en_US"/>
+        </w:rPr>
+        <w:t>Deuteronomy 29:23</w:t>
+      </w:r>
       <w:r>
         <w:rPr>
           <w:lang w:val="en_US" w:bidi="en_US"/>
@@ -1250,18 +1142,12 @@
         </w:rPr>
         <w:t xml:space="preserve"> (</w:t>
       </w:r>
-      <w:hyperlink r:id="rId31">
-        <w:r>
-          <w:rPr>
-            <w:lang w:val="en_US" w:bidi="en_US"/>
-          </w:rPr>
-          <w:rPr>
-            <w:color w:val="0000EE"/>
-            <w:u w:val="single"/>
-          </w:rPr>
-          <w:t>Genesis 19:5–10</w:t>
-        </w:r>
-      </w:hyperlink>
+      <w:r>
+        <w:rPr>
+          <w:lang w:val="en_US" w:bidi="en_US"/>
+        </w:rPr>
+        <w:t>Genesis 19:5–10</w:t>
+      </w:r>
       <w:r>
         <w:rPr>
           <w:lang w:val="en_US" w:bidi="en_US"/>
@@ -1323,54 +1209,36 @@
         </w:rPr>
         <w:t xml:space="preserve">: This likely refers to evil angels. In the Old Testament and Judaism, angels played an important role in judgment. The false teachers might have been minimizing the reality of a future judgment (see </w:t>
       </w:r>
-      <w:hyperlink r:id="rId32">
-        <w:r>
-          <w:rPr>
-            <w:lang w:val="en_US" w:bidi="en_US"/>
-          </w:rPr>
-          <w:rPr>
-            <w:color w:val="0000EE"/>
-            <w:u w:val="single"/>
-          </w:rPr>
-          <w:t>1:18</w:t>
-        </w:r>
-      </w:hyperlink>
+      <w:r>
+        <w:rPr>
+          <w:lang w:val="en_US" w:bidi="en_US"/>
+        </w:rPr>
+        <w:t>1:18</w:t>
+      </w:r>
       <w:r>
         <w:rPr>
           <w:lang w:val="en_US" w:bidi="en_US"/>
         </w:rPr>
         <w:t xml:space="preserve">; </w:t>
       </w:r>
-      <w:hyperlink r:id="rId33">
-        <w:r>
-          <w:rPr>
-            <w:lang w:val="en_US" w:bidi="en_US"/>
-          </w:rPr>
-          <w:rPr>
-            <w:color w:val="0000EE"/>
-            <w:u w:val="single"/>
-          </w:rPr>
-          <w:t>2 Peter 3:3–4</w:t>
-        </w:r>
-      </w:hyperlink>
+      <w:r>
+        <w:rPr>
+          <w:lang w:val="en_US" w:bidi="en_US"/>
+        </w:rPr>
+        <w:t>2 Peter 3:3–4</w:t>
+      </w:r>
       <w:r>
         <w:rPr>
           <w:lang w:val="en_US" w:bidi="en_US"/>
         </w:rPr>
         <w:t xml:space="preserve">) or denying the glorious origin of these angels who rebelled against God (compare </w:t>
       </w:r>
-      <w:hyperlink r:id="rId34">
-        <w:r>
-          <w:rPr>
-            <w:lang w:val="en_US" w:bidi="en_US"/>
-          </w:rPr>
-          <w:rPr>
-            <w:color w:val="0000EE"/>
-            <w:u w:val="single"/>
-          </w:rPr>
-          <w:t>2 Peter 2:10</w:t>
-        </w:r>
-      </w:hyperlink>
+      <w:r>
+        <w:rPr>
+          <w:lang w:val="en_US" w:bidi="en_US"/>
+        </w:rPr>
+        <w:t>2 Peter 2:10</w:t>
+      </w:r>
       <w:r>
         <w:rPr>
           <w:lang w:val="en_US" w:bidi="en_US"/>
@@ -1425,90 +1293,60 @@
         </w:rPr>
         <w:t xml:space="preserve">Michael is one of the most powerful angels. In Jewish tradition, an "archangel" is the highest rank of angel (see also </w:t>
       </w:r>
-      <w:hyperlink r:id="rId35">
-        <w:r>
-          <w:rPr>
-            <w:lang w:val="en_US" w:bidi="en_US"/>
-          </w:rPr>
-          <w:rPr>
-            <w:color w:val="0000EE"/>
-            <w:u w:val="single"/>
-          </w:rPr>
-          <w:t>1 Thessalonians 4:16</w:t>
-        </w:r>
-      </w:hyperlink>
+      <w:r>
+        <w:rPr>
+          <w:lang w:val="en_US" w:bidi="en_US"/>
+        </w:rPr>
+        <w:t>1 Thessalonians 4:16</w:t>
+      </w:r>
       <w:r>
         <w:rPr>
           <w:lang w:val="en_US" w:bidi="en_US"/>
         </w:rPr>
         <w:t>). Michael is mentioned several times in the Bible (</w:t>
       </w:r>
-      <w:hyperlink r:id="rId36">
-        <w:r>
-          <w:rPr>
-            <w:lang w:val="en_US" w:bidi="en_US"/>
-          </w:rPr>
-          <w:rPr>
-            <w:color w:val="0000EE"/>
-            <w:u w:val="single"/>
-          </w:rPr>
-          <w:t>Daniel 10:13</w:t>
-        </w:r>
-      </w:hyperlink>
+      <w:r>
+        <w:rPr>
+          <w:lang w:val="en_US" w:bidi="en_US"/>
+        </w:rPr>
+        <w:t>Daniel 10:13</w:t>
+      </w:r>
       <w:r>
         <w:rPr>
           <w:lang w:val="en_US" w:bidi="en_US"/>
         </w:rPr>
         <w:t xml:space="preserve">, </w:t>
       </w:r>
-      <w:hyperlink r:id="rId37">
-        <w:r>
-          <w:rPr>
-            <w:lang w:val="en_US" w:bidi="en_US"/>
-          </w:rPr>
-          <w:rPr>
-            <w:color w:val="0000EE"/>
-            <w:u w:val="single"/>
-          </w:rPr>
-          <w:t>21</w:t>
-        </w:r>
-      </w:hyperlink>
+      <w:r>
+        <w:rPr>
+          <w:lang w:val="en_US" w:bidi="en_US"/>
+        </w:rPr>
+        <w:t>21</w:t>
+      </w:r>
       <w:r>
         <w:rPr>
           <w:lang w:val="en_US" w:bidi="en_US"/>
         </w:rPr>
         <w:t xml:space="preserve">; </w:t>
       </w:r>
-      <w:hyperlink r:id="rId38">
-        <w:r>
-          <w:rPr>
-            <w:lang w:val="en_US" w:bidi="en_US"/>
-          </w:rPr>
-          <w:rPr>
-            <w:color w:val="0000EE"/>
-            <w:u w:val="single"/>
-          </w:rPr>
-          <w:t>12:1</w:t>
-        </w:r>
-      </w:hyperlink>
+      <w:r>
+        <w:rPr>
+          <w:lang w:val="en_US" w:bidi="en_US"/>
+        </w:rPr>
+        <w:t>12:1</w:t>
+      </w:r>
       <w:r>
         <w:rPr>
           <w:lang w:val="en_US" w:bidi="en_US"/>
         </w:rPr>
         <w:t xml:space="preserve">; </w:t>
       </w:r>
-      <w:hyperlink r:id="rId39">
-        <w:r>
-          <w:rPr>
-            <w:lang w:val="en_US" w:bidi="en_US"/>
-          </w:rPr>
-          <w:rPr>
-            <w:color w:val="0000EE"/>
-            <w:u w:val="single"/>
-          </w:rPr>
-          <w:t>Revelation 12:7</w:t>
-        </w:r>
-      </w:hyperlink>
+      <w:r>
+        <w:rPr>
+          <w:lang w:val="en_US" w:bidi="en_US"/>
+        </w:rPr>
+        <w:t>Revelation 12:7</w:t>
+      </w:r>
       <w:r>
         <w:rPr>
           <w:lang w:val="en_US" w:bidi="en_US"/>
@@ -1587,18 +1425,12 @@
         </w:rPr>
         <w:t xml:space="preserve">: Refer to </w:t>
       </w:r>
-      <w:hyperlink r:id="rId40">
-        <w:r>
-          <w:rPr>
-            <w:lang w:val="en_US" w:bidi="en_US"/>
-          </w:rPr>
-          <w:rPr>
-            <w:color w:val="0000EE"/>
-            <w:u w:val="single"/>
-          </w:rPr>
-          <w:t>Genesis 4:1–16</w:t>
-        </w:r>
-      </w:hyperlink>
+      <w:r>
+        <w:rPr>
+          <w:lang w:val="en_US" w:bidi="en_US"/>
+        </w:rPr>
+        <w:t>Genesis 4:1–16</w:t>
+      </w:r>
       <w:r>
         <w:rPr>
           <w:lang w:val="en_US" w:bidi="en_US"/>
@@ -1667,18 +1499,12 @@
         </w:rPr>
         <w:t xml:space="preserve">: Refer to </w:t>
       </w:r>
-      <w:hyperlink r:id="rId41">
-        <w:r>
-          <w:rPr>
-            <w:lang w:val="en_US" w:bidi="en_US"/>
-          </w:rPr>
-          <w:rPr>
-            <w:color w:val="0000EE"/>
-            <w:u w:val="single"/>
-          </w:rPr>
-          <w:t>Numbers 16:1–35</w:t>
-        </w:r>
-      </w:hyperlink>
+      <w:r>
+        <w:rPr>
+          <w:lang w:val="en_US" w:bidi="en_US"/>
+        </w:rPr>
+        <w:t>Numbers 16:1–35</w:t>
+      </w:r>
       <w:r>
         <w:rPr>
           <w:lang w:val="en_US" w:bidi="en_US"/>
@@ -1829,90 +1655,60 @@
         </w:rPr>
         <w:t xml:space="preserve">Enoch was an early descendant of Adam (see </w:t>
       </w:r>
-      <w:hyperlink r:id="rId42">
-        <w:r>
-          <w:rPr>
-            <w:lang w:val="en_US" w:bidi="en_US"/>
-          </w:rPr>
-          <w:rPr>
-            <w:color w:val="0000EE"/>
-            <w:u w:val="single"/>
-          </w:rPr>
-          <w:t>Genesis 5:18–24</w:t>
-        </w:r>
-      </w:hyperlink>
+      <w:r>
+        <w:rPr>
+          <w:lang w:val="en_US" w:bidi="en_US"/>
+        </w:rPr>
+        <w:t>Genesis 5:18–24</w:t>
+      </w:r>
       <w:r>
         <w:rPr>
           <w:lang w:val="en_US" w:bidi="en_US"/>
         </w:rPr>
         <w:t xml:space="preserve">; </w:t>
       </w:r>
-      <w:hyperlink r:id="rId43">
-        <w:r>
-          <w:rPr>
-            <w:lang w:val="en_US" w:bidi="en_US"/>
-          </w:rPr>
-          <w:rPr>
-            <w:color w:val="0000EE"/>
-            <w:u w:val="single"/>
-          </w:rPr>
-          <w:t>1 Chronicles 1:3</w:t>
-        </w:r>
-      </w:hyperlink>
+      <w:r>
+        <w:rPr>
+          <w:lang w:val="en_US" w:bidi="en_US"/>
+        </w:rPr>
+        <w:t>1 Chronicles 1:3</w:t>
+      </w:r>
       <w:r>
         <w:rPr>
           <w:lang w:val="en_US" w:bidi="en_US"/>
         </w:rPr>
         <w:t xml:space="preserve">). </w:t>
       </w:r>
-      <w:hyperlink r:id="rId44">
-        <w:r>
-          <w:rPr>
-            <w:lang w:val="en_US" w:bidi="en_US"/>
-          </w:rPr>
-          <w:rPr>
-            <w:color w:val="0000EE"/>
-            <w:u w:val="single"/>
-          </w:rPr>
-          <w:t>Genesis 5:24</w:t>
-        </w:r>
-      </w:hyperlink>
+      <w:r>
+        <w:rPr>
+          <w:lang w:val="en_US" w:bidi="en_US"/>
+        </w:rPr>
+        <w:t>Genesis 5:24</w:t>
+      </w:r>
       <w:r>
         <w:rPr>
           <w:lang w:val="en_US" w:bidi="en_US"/>
         </w:rPr>
         <w:t xml:space="preserve"> suggests that Enoch did not die but was taken directly to heaven (compare </w:t>
       </w:r>
-      <w:hyperlink r:id="rId45">
-        <w:r>
-          <w:rPr>
-            <w:lang w:val="en_US" w:bidi="en_US"/>
-          </w:rPr>
-          <w:rPr>
-            <w:color w:val="0000EE"/>
-            <w:u w:val="single"/>
-          </w:rPr>
-          <w:t>2 Kings 2:1–13</w:t>
-        </w:r>
-      </w:hyperlink>
+      <w:r>
+        <w:rPr>
+          <w:lang w:val="en_US" w:bidi="en_US"/>
+        </w:rPr>
+        <w:t>2 Kings 2:1–13</w:t>
+      </w:r>
       <w:r>
         <w:rPr>
           <w:lang w:val="en_US" w:bidi="en_US"/>
         </w:rPr>
         <w:t xml:space="preserve">; see </w:t>
       </w:r>
-      <w:hyperlink r:id="rId46">
-        <w:r>
-          <w:rPr>
-            <w:lang w:val="en_US" w:bidi="en_US"/>
-          </w:rPr>
-          <w:rPr>
-            <w:color w:val="0000EE"/>
-            <w:u w:val="single"/>
-          </w:rPr>
-          <w:t>Hebrews 11:5</w:t>
-        </w:r>
-      </w:hyperlink>
+      <w:r>
+        <w:rPr>
+          <w:lang w:val="en_US" w:bidi="en_US"/>
+        </w:rPr>
+        <w:t>Hebrews 11:5</w:t>
+      </w:r>
       <w:r>
         <w:rPr>
           <w:lang w:val="en_US" w:bidi="en_US"/>
@@ -1993,54 +1789,36 @@
         </w:rPr>
         <w:t xml:space="preserve"> See </w:t>
       </w:r>
-      <w:hyperlink r:id="rId47">
-        <w:r>
-          <w:rPr>
-            <w:lang w:val="en_US" w:bidi="en_US"/>
-          </w:rPr>
-          <w:rPr>
-            <w:color w:val="0000EE"/>
-            <w:u w:val="single"/>
-          </w:rPr>
-          <w:t>Acts 20:29–30</w:t>
-        </w:r>
-      </w:hyperlink>
+      <w:r>
+        <w:rPr>
+          <w:lang w:val="en_US" w:bidi="en_US"/>
+        </w:rPr>
+        <w:t>Acts 20:29–30</w:t>
+      </w:r>
       <w:r>
         <w:rPr>
           <w:lang w:val="en_US" w:bidi="en_US"/>
         </w:rPr>
         <w:t xml:space="preserve">, </w:t>
       </w:r>
-      <w:hyperlink r:id="rId48">
-        <w:r>
-          <w:rPr>
-            <w:lang w:val="en_US" w:bidi="en_US"/>
-          </w:rPr>
-          <w:rPr>
-            <w:color w:val="0000EE"/>
-            <w:u w:val="single"/>
-          </w:rPr>
-          <w:t>1 Timothy 4:1–3</w:t>
-        </w:r>
-      </w:hyperlink>
+      <w:r>
+        <w:rPr>
+          <w:lang w:val="en_US" w:bidi="en_US"/>
+        </w:rPr>
+        <w:t>1 Timothy 4:1–3</w:t>
+      </w:r>
       <w:r>
         <w:rPr>
           <w:lang w:val="en_US" w:bidi="en_US"/>
         </w:rPr>
         <w:t xml:space="preserve">, and </w:t>
       </w:r>
-      <w:hyperlink r:id="rId49">
-        <w:r>
-          <w:rPr>
-            <w:lang w:val="en_US" w:bidi="en_US"/>
-          </w:rPr>
-          <w:rPr>
-            <w:color w:val="0000EE"/>
-            <w:u w:val="single"/>
-          </w:rPr>
-          <w:t>2 Timothy 3:1–5</w:t>
-        </w:r>
-      </w:hyperlink>
+      <w:r>
+        <w:rPr>
+          <w:lang w:val="en_US" w:bidi="en_US"/>
+        </w:rPr>
+        <w:t>2 Timothy 3:1–5</w:t>
+      </w:r>
       <w:r>
         <w:rPr>
           <w:lang w:val="en_US" w:bidi="en_US"/>
@@ -2095,72 +1873,48 @@
         </w:rPr>
         <w:t xml:space="preserve">After condemning the false teachers, Jude again encourages his readers directly (see </w:t>
       </w:r>
-      <w:hyperlink r:id="rId50">
-        <w:r>
-          <w:rPr>
-            <w:lang w:val="en_US" w:bidi="en_US"/>
-          </w:rPr>
-          <w:rPr>
-            <w:color w:val="0000EE"/>
-            <w:u w:val="single"/>
-          </w:rPr>
-          <w:t>1:3–4</w:t>
-        </w:r>
-      </w:hyperlink>
+      <w:r>
+        <w:rPr>
+          <w:lang w:val="en_US" w:bidi="en_US"/>
+        </w:rPr>
+        <w:t>1:3–4</w:t>
+      </w:r>
       <w:r>
         <w:rPr>
           <w:lang w:val="en_US" w:bidi="en_US"/>
         </w:rPr>
         <w:t>). The apostles had warned them about false teachings (</w:t>
       </w:r>
-      <w:hyperlink r:id="rId51">
-        <w:r>
-          <w:rPr>
-            <w:lang w:val="en_US" w:bidi="en_US"/>
-          </w:rPr>
-          <w:rPr>
-            <w:color w:val="0000EE"/>
-            <w:u w:val="single"/>
-          </w:rPr>
-          <w:t>1:17–19</w:t>
-        </w:r>
-      </w:hyperlink>
+      <w:r>
+        <w:rPr>
+          <w:lang w:val="en_US" w:bidi="en_US"/>
+        </w:rPr>
+        <w:t>1:17–19</w:t>
+      </w:r>
       <w:r>
         <w:rPr>
           <w:lang w:val="en_US" w:bidi="en_US"/>
         </w:rPr>
         <w:t>). They should support each other in their faith (</w:t>
       </w:r>
-      <w:hyperlink r:id="rId52">
-        <w:r>
-          <w:rPr>
-            <w:lang w:val="en_US" w:bidi="en_US"/>
-          </w:rPr>
-          <w:rPr>
-            <w:color w:val="0000EE"/>
-            <w:u w:val="single"/>
-          </w:rPr>
-          <w:t>1:20–21</w:t>
-        </w:r>
-      </w:hyperlink>
+      <w:r>
+        <w:rPr>
+          <w:lang w:val="en_US" w:bidi="en_US"/>
+        </w:rPr>
+        <w:t>1:20–21</w:t>
+      </w:r>
       <w:r>
         <w:rPr>
           <w:lang w:val="en_US" w:bidi="en_US"/>
         </w:rPr>
         <w:t>). They should help those who might be misled by the false teachers (</w:t>
       </w:r>
-      <w:hyperlink r:id="rId20">
-        <w:r>
-          <w:rPr>
-            <w:lang w:val="en_US" w:bidi="en_US"/>
-          </w:rPr>
-          <w:rPr>
-            <w:color w:val="0000EE"/>
-            <w:u w:val="single"/>
-          </w:rPr>
-          <w:t>1:22–23</w:t>
-        </w:r>
-      </w:hyperlink>
+      <w:r>
+        <w:rPr>
+          <w:lang w:val="en_US" w:bidi="en_US"/>
+        </w:rPr>
+        <w:t>1:22–23</w:t>
+      </w:r>
       <w:r>
         <w:rPr>
           <w:lang w:val="en_US" w:bidi="en_US"/>
@@ -2222,18 +1976,12 @@
         </w:rPr>
         <w:t>: Jesus coming as the Messiah (God's chosen one) started the final part of God's plan. This is when Old Testament prophecies about the last days began to happen. Because of this, Jude uses the apostles' prophecy about the last times to address the current crisis caused by false teachers (</w:t>
       </w:r>
-      <w:hyperlink r:id="rId53">
-        <w:r>
-          <w:rPr>
-            <w:lang w:val="en_US" w:bidi="en_US"/>
-          </w:rPr>
-          <w:rPr>
-            <w:color w:val="0000EE"/>
-            <w:u w:val="single"/>
-          </w:rPr>
-          <w:t>1:19</w:t>
-        </w:r>
-      </w:hyperlink>
+      <w:r>
+        <w:rPr>
+          <w:lang w:val="en_US" w:bidi="en_US"/>
+        </w:rPr>
+        <w:t>1:19</w:t>
+      </w:r>
       <w:r>
         <w:rPr>
           <w:lang w:val="en_US" w:bidi="en_US"/>
@@ -2295,18 +2043,12 @@
         </w:rPr>
         <w:t xml:space="preserve">: As in </w:t>
       </w:r>
-      <w:hyperlink r:id="rId54">
-        <w:r>
-          <w:rPr>
-            <w:lang w:val="en_US" w:bidi="en_US"/>
-          </w:rPr>
-          <w:rPr>
-            <w:color w:val="0000EE"/>
-            <w:u w:val="single"/>
-          </w:rPr>
-          <w:t>1:3</w:t>
-        </w:r>
-      </w:hyperlink>
+      <w:r>
+        <w:rPr>
+          <w:lang w:val="en_US" w:bidi="en_US"/>
+        </w:rPr>
+        <w:t>1:3</w:t>
+      </w:r>
       <w:r>
         <w:rPr>
           <w:lang w:val="en_US" w:bidi="en_US"/>
@@ -2555,36 +2297,24 @@
         </w:rPr>
         <w:t>The Berean Standard Bible uses the three-part pattern found in other parts of Jude (</w:t>
       </w:r>
-      <w:hyperlink r:id="rId55">
-        <w:r>
-          <w:rPr>
-            <w:lang w:val="en_US" w:bidi="en_US"/>
-          </w:rPr>
-          <w:rPr>
-            <w:color w:val="0000EE"/>
-            <w:u w:val="single"/>
-          </w:rPr>
-          <w:t>1:5–7</w:t>
-        </w:r>
-      </w:hyperlink>
+      <w:r>
+        <w:rPr>
+          <w:lang w:val="en_US" w:bidi="en_US"/>
+        </w:rPr>
+        <w:t>1:5–7</w:t>
+      </w:r>
       <w:r>
         <w:rPr>
           <w:lang w:val="en_US" w:bidi="en_US"/>
         </w:rPr>
         <w:t xml:space="preserve">, </w:t>
       </w:r>
-      <w:hyperlink r:id="rId56">
-        <w:r>
-          <w:rPr>
-            <w:lang w:val="en_US" w:bidi="en_US"/>
-          </w:rPr>
-          <w:rPr>
-            <w:color w:val="0000EE"/>
-            <w:u w:val="single"/>
-          </w:rPr>
-          <w:t>11</w:t>
-        </w:r>
-      </w:hyperlink>
+      <w:r>
+        <w:rPr>
+          <w:lang w:val="en_US" w:bidi="en_US"/>
+        </w:rPr>
+        <w:t>11</w:t>
+      </w:r>
       <w:r>
         <w:rPr>
           <w:lang w:val="en_US" w:bidi="en_US"/>
@@ -2675,18 +2405,12 @@
         </w:rPr>
         <w:t xml:space="preserve">: This group likely includes the false teachers themselves or those who followed their teachings. Showing mercy might involve praying for them (see </w:t>
       </w:r>
-      <w:hyperlink r:id="rId57">
-        <w:r>
-          <w:rPr>
-            <w:lang w:val="en_US" w:bidi="en_US"/>
-          </w:rPr>
-          <w:rPr>
-            <w:color w:val="0000EE"/>
-            <w:u w:val="single"/>
-          </w:rPr>
-          <w:t>Matthew 5:44</w:t>
-        </w:r>
-      </w:hyperlink>
+      <w:r>
+        <w:rPr>
+          <w:lang w:val="en_US" w:bidi="en_US"/>
+        </w:rPr>
+        <w:t>Matthew 5:44</w:t>
+      </w:r>
       <w:r>
         <w:rPr>
           <w:lang w:val="en_US" w:bidi="en_US"/>
@@ -2711,36 +2435,24 @@
         </w:rPr>
         <w:t xml:space="preserve">Believers must be very careful when showing mercy to false teachers and those who have adopted their sinful ways, as their sins can be tempting. See </w:t>
       </w:r>
-      <w:hyperlink r:id="rId58">
-        <w:r>
-          <w:rPr>
-            <w:lang w:val="en_US" w:bidi="en_US"/>
-          </w:rPr>
-          <w:rPr>
-            <w:color w:val="0000EE"/>
-            <w:u w:val="single"/>
-          </w:rPr>
-          <w:t>Zechariah 3:1–4</w:t>
-        </w:r>
-      </w:hyperlink>
+      <w:r>
+        <w:rPr>
+          <w:lang w:val="en_US" w:bidi="en_US"/>
+        </w:rPr>
+        <w:t>Zechariah 3:1–4</w:t>
+      </w:r>
       <w:r>
         <w:rPr>
           <w:lang w:val="en_US" w:bidi="en_US"/>
         </w:rPr>
         <w:t xml:space="preserve">; </w:t>
       </w:r>
-      <w:hyperlink r:id="rId59">
-        <w:r>
-          <w:rPr>
-            <w:lang w:val="en_US" w:bidi="en_US"/>
-          </w:rPr>
-          <w:rPr>
-            <w:color w:val="0000EE"/>
-            <w:u w:val="single"/>
-          </w:rPr>
-          <w:t>Revelation 3:4</w:t>
-        </w:r>
-      </w:hyperlink>
+      <w:r>
+        <w:rPr>
+          <w:lang w:val="en_US" w:bidi="en_US"/>
+        </w:rPr>
+        <w:t>Revelation 3:4</w:t>
+      </w:r>
       <w:r>
         <w:rPr>
           <w:lang w:val="en_US" w:bidi="en_US"/>
